--- a/Chapter 8 - Books.docx
+++ b/Chapter 8 - Books.docx
@@ -7,7 +7,7 @@
         <w:pStyle w:val="FirstParagraph"/>
       </w:pPr>
       <w:r>
-        <w:t xml:space="preserve">“And that was the Bee Gees with ‘Tragedy’ its greatest hits of the seventies and eighties all morning long, here at Those Were The Days FM.”</w:t>
+        <w:t>“And that was the Bee Gees with ‘Tragedy’, it’s the greatest hits of the seventies and eighties all morning long, here at Those Were The Days FM.”</w:t>
       </w:r>
     </w:p>
     <w:p>
@@ -64,21 +64,21 @@
         <w:pStyle w:val="BodyText"/>
       </w:pPr>
       <w:r>
-        <w:t xml:space="preserve">Mrs Ting was peering over the balcony. Klee looked at the portable stereo – he remembered when these were all the rage and figured out how to turn it down.</w:t>
-      </w:r>
-    </w:p>
-    <w:p>
-      <w:pPr>
-        <w:pStyle w:val="BodyText"/>
-      </w:pPr>
-      <w:r>
-        <w:t xml:space="preserve">“It’s me Mrs Ting.”</w:t>
+        <w:t>Mrs Ting was peering over the balcony. Klee looked at the portable stereo – he remembered when these were all the rage, and figured out how to turn it down.</w:t>
+      </w:r>
+    </w:p>
+    <w:p>
+      <w:pPr>
+        <w:pStyle w:val="BodyText"/>
+      </w:pPr>
+      <w:r>
+        <w:t>“It’s me, Mrs Ting.”</w:t>
       </w:r>
       <w:r>
         <w:br/>
       </w:r>
       <w:r>
-        <w:t xml:space="preserve">“Oh Mr Klee! I wondered when you’d be back.” She was in a tabard. And her hair was in a scarf. Somehow she looked much younger. Or maybe now she looked her age. Which Klee realised, uncomfortably, was about his age. And she was much friendlier.</w:t>
+        <w:t>“Oh, Mr Klee! I wondered when you’d be back.” She was in a tabard. And her hair was in a scarf. Somehow she looked much younger. Or maybe now she looked her age. Which Klee realised, uncomfortably, was about his age. And she was much friendlier.</w:t>
       </w:r>
     </w:p>
     <w:p>
@@ -94,7 +94,7 @@
         <w:pStyle w:val="BodyText"/>
       </w:pPr>
       <w:r>
-        <w:t xml:space="preserve">Klee found looking up at her a tad awkward. Like just about every conversation between two English people who didn’t know each other well, and, actually, like many conversations between English people who did know each other well. And of course, through his entire career, as soon as anyone knew you were a policeman, in their head, he realised, even the most innocent, law abiding citizens, they did this thing. They thought of the thing that they didn’t want a policeman to know.</w:t>
+        <w:t>Klee found looking up at her a tad awkward. Like just about every conversation between two English people who didn’t know each other well, and, actually, like many conversations between English people who did know each other well. And of course, through his entire career, as soon as anyone knew you were a policeman, in their heads, he realised, even the most innocent, law-abiding citizens, they did this thing. They thought of the thing that they didn’t want a policeman to know.</w:t>
       </w:r>
     </w:p>
     <w:p>
@@ -110,15 +110,15 @@
         <w:pStyle w:val="BodyText"/>
       </w:pPr>
       <w:r>
-        <w:t xml:space="preserve">Maybe Mrs Ting didn’t know yet that he was a policeman. Because when he, slightly breathlessly, made it to where she was standing in the middle of the balcony. She was all smiles. If she had killed anyone, she clearly didn’t think Ernesto Klee had any chance of finding them.</w:t>
-      </w:r>
-    </w:p>
-    <w:p>
-      <w:pPr>
-        <w:pStyle w:val="BodyText"/>
-      </w:pPr>
-      <w:r>
-        <w:t xml:space="preserve">“I’m glad you’re here,” she said, smiling again. I wanted to ask, Mr Boht, he had me do his laundry. Do you want me to do your laundry?</w:t>
+        <w:t>Maybe Mrs Ting didn’t know yet that he was a policeman. Because when he, slightly breathlessly, made it to where she was standing in the middle of the balcony, she was all smiles. If she had killed anyone, she clearly didn’t think Ernesto Klee had any chance of finding them.</w:t>
+      </w:r>
+    </w:p>
+    <w:p>
+      <w:pPr>
+        <w:pStyle w:val="BodyText"/>
+      </w:pPr>
+      <w:r>
+        <w:t>“I’m glad you’re here,” she said, smiling again. “I wanted to ask, Mr Boht had me do his laundry. Do you want me to do your laundry?</w:t>
       </w:r>
     </w:p>
     <w:p>
@@ -192,7 +192,7 @@
         <w:pStyle w:val="BodyText"/>
       </w:pPr>
       <w:r>
-        <w:t xml:space="preserve">In their first meeting, it had crossed Klee’s mind that Mrs Ting had some kind of cognitive deficit. Now it crossed the mind of both Mrs Ting and Ernest Klee that maybe it was Ernesto Klee who had the cognitive deficit. Klee had another go – but he sensed he wasn’t on firm ground.</w:t>
+        <w:t>In their first meeting, it had crossed Klee’s mind that Mrs Ting had some kind of cognitive deficit. Now it crossed the mind of both Mrs Ting and Ernesto Klee that maybe it was Ernesto Klee who had the cognitive deficit. Klee had another go – but he sensed he wasn’t on firm ground.</w:t>
       </w:r>
     </w:p>
     <w:p>
@@ -214,7 +214,7 @@
         <w:br/>
       </w:r>
       <w:r>
-        <w:t xml:space="preserve">“Yes,” said Mrs Ting, a little shortly. He could see that the temper he’d seen when he’d knocked to get the keys was never far from the surface. “But they’re only the picture book and the books that won’t fit on the shelves. Most of the books are in the back room.”</w:t>
+        <w:t>“Yes,” said Mrs Ting, a little shortly. He could see that the temper he’d seen when he’d knocked to get the keys was never far from the surface. “But they’re only the picture books and the books that won’t fit on the shelves. Most of the books are in the back room.”</w:t>
       </w:r>
       <w:r>
         <w:br/>
@@ -233,7 +233,7 @@
         <w:pStyle w:val="BodyText"/>
       </w:pPr>
       <w:r>
-        <w:t xml:space="preserve">He’d missed an entire room! And, in the nature of this building. It wasn’t just a normal sized room. It was the Sunday school room at the back of the building. And it was the same size as the chapel but without any of the fixture and fittings. No pulpit, no organ. No balcony. Just a rectangular box. A rectangular box, about the size of a tennis court. Filled with books.</w:t>
+        <w:t>He’d missed an entire room! And, in the nature of this building. It wasn’t just a normal sized room. It was the Sunday school room at the back of the building. And it was the same size as the chapel but without any of the fixtures and fittings. No pulpit, no organ. No balcony. Just a rectangular box. A rectangular box, about the size of a tennis court. Filled with books.</w:t>
       </w:r>
       <w:r>
         <w:t xml:space="preserve"> </w:t>
@@ -244,7 +244,7 @@
         <w:pStyle w:val="BodyText"/>
       </w:pPr>
       <w:r>
-        <w:t xml:space="preserve">And Klee, at one point, rumoured to be the best detective in the Met. Had missed it. But Klee excused himself a little bit when he saw that it essentially, from the chapel, anyway, it had a secret entrance. The door was part of a dark wall, panelled in dark wood which had been stained and varnished a dozen times. And it was made to look like the rest of the wall. The only clue that there might be something behind it was a lightened patch on what turned out to be the door. The place where hands had for years worn the stain and the varnish away. Although Klee realised it might have been a clue if he’d taken the time to walk around the outside of the building he would have discovered that he’d been placed in charge of a building that was twice the size that he’d originally thought.</w:t>
+        <w:t>And Klee, at one point, rumoured to be the best detective in the Met, had missed it. But Klee excused himself a little bit when he saw that, essentially, from the chapel anyway, it had a secret entrance. The door was part of a dark wall, panelled in dark wood which had been stained and varnished a dozen times. And it was made to look like the rest of the wall. The only clue that there might be something behind it was a lightened patch on what turned out to be the door. The place where hands had for years worn the stain and the varnish away. Although Klee realised it might have been a clue if he’d taken the time to walk around the outside of the building he would have discovered that he’d been placed in charge of a building that was twice the size he’d originally thought.</w:t>
       </w:r>
     </w:p>
     <w:p>
@@ -258,7 +258,7 @@
         <w:br/>
       </w:r>
       <w:r>
-        <w:t xml:space="preserve">“Sorry love, I thought you knew about the books. The washing machine is on the other side. First time you probably need to follow me. It’s a bit of a…”</w:t>
+        <w:t>“Sorry, love, I thought you knew about the books. The washing machine is on the other side. First time you probably need to follow me. It’s a bit of a…”</w:t>
       </w:r>
       <w:r>
         <w:br/>
@@ -272,15 +272,15 @@
         <w:pStyle w:val="BodyText"/>
       </w:pPr>
       <w:r>
-        <w:t xml:space="preserve">“Yes! that’s exactly right! That’s what it is! A maze.”</w:t>
-      </w:r>
-    </w:p>
-    <w:p>
-      <w:pPr>
-        <w:pStyle w:val="BodyText"/>
-      </w:pPr>
-      <w:r>
-        <w:t xml:space="preserve">As he followed Mrs Ting, who set off at the pace of someone who had walked through a maze of bookshelves many times and no longer thought it that strange. He looked at the titles of the books.</w:t>
+        <w:t>“Yes! That’s exactly right! That’s what it is! A maze.”</w:t>
+      </w:r>
+    </w:p>
+    <w:p>
+      <w:pPr>
+        <w:pStyle w:val="BodyText"/>
+      </w:pPr>
+      <w:r>
+        <w:t>As he followed Mrs Ting, who set off at the pace of someone who had walked through a maze of bookshelves many times and no longer thought it that strange, he looked at the titles of the books.</w:t>
       </w:r>
     </w:p>
     <w:p>
@@ -296,7 +296,7 @@
         <w:pStyle w:val="BodyText"/>
       </w:pPr>
       <w:r>
-        <w:t xml:space="preserve">Mass market paper backs. Hard back novels. Antiquarian. He wondered if there was any system to their order on the shelves.</w:t>
+        <w:t>Mass market paperbacks. Hard back novels. Antiquarian. He wondered if there was any system to their order on the shelves.</w:t>
       </w:r>
     </w:p>
     <w:sectPr/>

--- a/Chapter 8 - Books.docx
+++ b/Chapter 8 - Books.docx
@@ -1,6 +1,6 @@
 
 <file path=word/document.xml><?xml version="1.0" encoding="utf-8"?>
-<w:document xmlns:w="http://schemas.openxmlformats.org/wordprocessingml/2006/main" xmlns:m="http://schemas.openxmlformats.org/officeDocument/2006/math" xmlns:r="http://schemas.openxmlformats.org/officeDocument/2006/relationships" xmlns:o="urn:schemas-microsoft-com:office:office" xmlns:v="urn:schemas-microsoft-com:vml" xmlns:w10="urn:schemas-microsoft-com:office:word" xmlns:a="http://schemas.openxmlformats.org/drawingml/2006/main" xmlns:pic="http://schemas.openxmlformats.org/drawingml/2006/picture" xmlns:wp="http://schemas.openxmlformats.org/drawingml/2006/wordprocessingDrawing">
+<w:document xmlns:wpc="http://schemas.microsoft.com/office/word/2010/wordprocessingCanvas" xmlns:cx="http://schemas.microsoft.com/office/drawing/2014/chartex" xmlns:cx1="http://schemas.microsoft.com/office/drawing/2015/9/8/chartex" xmlns:cx2="http://schemas.microsoft.com/office/drawing/2015/10/21/chartex" xmlns:cx3="http://schemas.microsoft.com/office/drawing/2016/5/9/chartex" xmlns:cx4="http://schemas.microsoft.com/office/drawing/2016/5/10/chartex" xmlns:cx5="http://schemas.microsoft.com/office/drawing/2016/5/11/chartex" xmlns:cx6="http://schemas.microsoft.com/office/drawing/2016/5/12/chartex" xmlns:cx7="http://schemas.microsoft.com/office/drawing/2016/5/13/chartex" xmlns:cx8="http://schemas.microsoft.com/office/drawing/2016/5/14/chartex" xmlns:mc="http://schemas.openxmlformats.org/markup-compatibility/2006" xmlns:aink="http://schemas.microsoft.com/office/drawing/2016/ink" xmlns:am3d="http://schemas.microsoft.com/office/drawing/2017/model3d" xmlns:o="urn:schemas-microsoft-com:office:office" xmlns:oel="http://schemas.microsoft.com/office/2019/extlst" xmlns:r="http://schemas.openxmlformats.org/officeDocument/2006/relationships" xmlns:m="http://schemas.openxmlformats.org/officeDocument/2006/math" xmlns:v="urn:schemas-microsoft-com:vml" xmlns:wp14="http://schemas.microsoft.com/office/word/2010/wordprocessingDrawing" xmlns:wp="http://schemas.openxmlformats.org/drawingml/2006/wordprocessingDrawing" xmlns:w10="urn:schemas-microsoft-com:office:word" xmlns:w="http://schemas.openxmlformats.org/wordprocessingml/2006/main" xmlns:w14="http://schemas.microsoft.com/office/word/2010/wordml" xmlns:w15="http://schemas.microsoft.com/office/word/2012/wordml" xmlns:w16cex="http://schemas.microsoft.com/office/word/2018/wordml/cex" xmlns:w16cid="http://schemas.microsoft.com/office/word/2016/wordml/cid" xmlns:w16="http://schemas.microsoft.com/office/word/2018/wordml" xmlns:w16du="http://schemas.microsoft.com/office/word/2023/wordml/word16du" xmlns:w16sdtdh="http://schemas.microsoft.com/office/word/2020/wordml/sdtdatahash" xmlns:w16sdtfl="http://schemas.microsoft.com/office/word/2024/wordml/sdtformatlock" xmlns:w16se="http://schemas.microsoft.com/office/word/2015/wordml/symex" xmlns:wpg="http://schemas.microsoft.com/office/word/2010/wordprocessingGroup" xmlns:wpi="http://schemas.microsoft.com/office/word/2010/wordprocessingInk" xmlns:wne="http://schemas.microsoft.com/office/word/2006/wordml" xmlns:wps="http://schemas.microsoft.com/office/word/2010/wordprocessingShape" mc:Ignorable="w14 w15 w16se w16cid w16 w16cex w16sdtdh w16sdtfl w16du wp14">
   <w:body>
     <w:p>
       <w:pPr>
@@ -16,47 +16,39 @@
       </w:pPr>
       <w:r>
         <w:br/>
-      </w:r>
-      <w:r>
-        <w:t xml:space="preserve">Klee had tried the key in the lock, but the door was open. And music from the seventies and eighties was blaring out from a portable stereo that he hadn’t noticed before, but could see from its slot on the pew, surrounded by a pile of audio cassettes – audio cassettes! And CDs. CDs! He could see that that was its spot. Mrs Ting hadn’t brought it with her.</w:t>
-      </w:r>
-    </w:p>
-    <w:p>
-      <w:pPr>
-        <w:pStyle w:val="BodyText"/>
-      </w:pPr>
-      <w:r>
-        <w:t xml:space="preserve">Mrs Ting was in the balcony. Singing along to a song that he remembered that for some reason had a French chorus “Chanson pour les petits enfants.” Singing at the top of her voice, over the sound of the hoover.</w:t>
-      </w:r>
-    </w:p>
-    <w:p>
-      <w:pPr>
-        <w:pStyle w:val="BodyText"/>
-      </w:pPr>
-      <w:r>
-        <w:t xml:space="preserve">He didn’t know quite what to do with himself. It seemed too peculiar to go and sit in his tent. I mean just that phrase was pretty odd.</w:t>
-      </w:r>
-      <w:r>
-        <w:t xml:space="preserve"> </w:t>
-      </w:r>
-    </w:p>
-    <w:p>
-      <w:pPr>
-        <w:pStyle w:val="BodyText"/>
-      </w:pPr>
-      <w:r>
-        <w:t xml:space="preserve">He didn’t want to go up into the balcony and startle her. So he tried to clear some space on a pew, lifting up a box full of crockery and placing it gently on the floor.</w:t>
-      </w:r>
-      <w:r>
-        <w:t xml:space="preserve"> </w:t>
-      </w:r>
-    </w:p>
-    <w:p>
-      <w:pPr>
-        <w:pStyle w:val="BodyText"/>
-      </w:pPr>
-      <w:r>
-        <w:t xml:space="preserve">“Who’s there? Who is it?”</w:t>
+        <w:t>Klee had tried the key in the lock, but the door was open. And music from the seventies and eighties was blaring out from a portable stereo that he hadn’t noticed before, but could see from its slot on the pew, surrounded by a pile of audio cassettes – audio cassettes! And CDs. CDs! He could see that that was its spot. Mrs Ting hadn’t brought it with her.</w:t>
+      </w:r>
+    </w:p>
+    <w:p>
+      <w:pPr>
+        <w:pStyle w:val="BodyText"/>
+      </w:pPr>
+      <w:r>
+        <w:t>Mrs Ting was in the balcony. Singing along to a song that he remembered that for some reason had a French chorus “Chanson pour les petits enfants.” Singing at the top of her voice, over the sound of the hoover.</w:t>
+      </w:r>
+    </w:p>
+    <w:p>
+      <w:pPr>
+        <w:pStyle w:val="BodyText"/>
+      </w:pPr>
+      <w:r>
+        <w:t xml:space="preserve">He didn’t know quite what to do with himself. It seemed too peculiar to go and sit in his tent. I mean just that phrase was pretty odd. </w:t>
+      </w:r>
+    </w:p>
+    <w:p>
+      <w:pPr>
+        <w:pStyle w:val="BodyText"/>
+      </w:pPr>
+      <w:r>
+        <w:t xml:space="preserve">He didn’t want to go up into the balcony and startle her. So he tried to clear some space on a pew, lifting up a box full of crockery and placing it gently on the floor. </w:t>
+      </w:r>
+    </w:p>
+    <w:p>
+      <w:pPr>
+        <w:pStyle w:val="BodyText"/>
+      </w:pPr>
+      <w:r>
+        <w:t>“Who’s there? Who is it?”</w:t>
       </w:r>
     </w:p>
     <w:p>
@@ -76,8 +68,6 @@
       </w:r>
       <w:r>
         <w:br/>
-      </w:r>
-      <w:r>
         <w:t>“Oh, Mr Klee! I wondered when you’d be back.” She was in a tabard. And her hair was in a scarf. Somehow she looked much younger. Or maybe now she looked her age. Which Klee realised, uncomfortably, was about his age. And she was much friendlier.</w:t>
       </w:r>
     </w:p>
@@ -86,7 +76,7 @@
         <w:pStyle w:val="BodyText"/>
       </w:pPr>
       <w:r>
-        <w:t xml:space="preserve">“Just a moment Mrs Ting.”</w:t>
+        <w:t>“Just a moment Mrs Ting.”</w:t>
       </w:r>
     </w:p>
     <w:p>
@@ -102,7 +92,7 @@
         <w:pStyle w:val="BodyText"/>
       </w:pPr>
       <w:r>
-        <w:t xml:space="preserve">Did they have marijuana plants in the attic – they looked up at the ceiling. Were they worried that the car’s tyres were bald - they actually went out of their way to look at it in the driveway. Had they killed their abusive partner and really struggled to know what to do with the body? They stared really hard at the uneven paving on their patio.</w:t>
+        <w:t>Did they have marijuana plants in the attic – they looked up at the ceiling. Were they worried that the car’s tyres were bald - they actually went out of their way to look at it in the driveway. Had they killed their abusive partner and really struggled to know what to do with the body? They stared really hard at the uneven paving on their patio.</w:t>
       </w:r>
     </w:p>
     <w:p>
@@ -118,6 +108,7 @@
         <w:pStyle w:val="BodyText"/>
       </w:pPr>
       <w:r>
+        <w:lastRenderedPageBreak/>
         <w:t>“I’m glad you’re here,” she said, smiling again. “I wanted to ask, Mr Boht had me do his laundry. Do you want me to do your laundry?</w:t>
       </w:r>
     </w:p>
@@ -126,94 +117,92 @@
         <w:pStyle w:val="BodyText"/>
       </w:pPr>
       <w:r>
-        <w:t xml:space="preserve">Laundry. Klee didn’t want to admit that he only had the clothes he stood up in. “I don’t have anything for you just now.”</w:t>
-      </w:r>
-    </w:p>
-    <w:p>
-      <w:pPr>
-        <w:pStyle w:val="BodyText"/>
-      </w:pPr>
-      <w:r>
-        <w:t xml:space="preserve">“That’s fine,” said Mrs Ting. “Anything you do need washing – just leave it in the back in the basket next to the machine.”</w:t>
-      </w:r>
-    </w:p>
-    <w:p>
-      <w:pPr>
-        <w:pStyle w:val="BodyText"/>
-      </w:pPr>
-      <w:r>
-        <w:t xml:space="preserve">“What machine?”</w:t>
+        <w:t>Laundry. Klee didn’t want to admit that he only had the clothes he stood up in. “I don’t have anything for you just now.”</w:t>
+      </w:r>
+    </w:p>
+    <w:p>
+      <w:pPr>
+        <w:pStyle w:val="BodyText"/>
+      </w:pPr>
+      <w:r>
+        <w:t>“That’s fine,” said Mrs Ting. “Anything you do need washing – just leave it in the back in the basket next to the machine.”</w:t>
+      </w:r>
+    </w:p>
+    <w:p>
+      <w:pPr>
+        <w:pStyle w:val="BodyText"/>
+      </w:pPr>
+      <w:r>
+        <w:t>“What machine?”</w:t>
       </w:r>
       <w:r>
         <w:br/>
-      </w:r>
-      <w:r>
-        <w:t xml:space="preserve">“The washing machine.”</w:t>
-      </w:r>
-    </w:p>
-    <w:p>
-      <w:pPr>
-        <w:pStyle w:val="BodyText"/>
-      </w:pPr>
-      <w:r>
-        <w:t xml:space="preserve">“There’s a washing machine? Where is it? In the kitchen? I didn’t see it.”</w:t>
+        <w:t>“The washing machine.”</w:t>
+      </w:r>
+    </w:p>
+    <w:p>
+      <w:pPr>
+        <w:pStyle w:val="BodyText"/>
+      </w:pPr>
+      <w:r>
+        <w:t>“There’s a washing machine? Where is it? In the kitchen? I didn’t see it.”</w:t>
       </w:r>
       <w:r>
         <w:br/>
-      </w:r>
-      <w:r>
-        <w:t xml:space="preserve">“Ha kitchen! You mean where he has his hotplate?”</w:t>
-      </w:r>
-    </w:p>
-    <w:p>
-      <w:pPr>
-        <w:pStyle w:val="BodyText"/>
-      </w:pPr>
-      <w:r>
-        <w:t xml:space="preserve">“No, it’s in the back?”</w:t>
+        <w:t>“Ha kitchen! You mean where he has his hotplate?”</w:t>
+      </w:r>
+    </w:p>
+    <w:p>
+      <w:pPr>
+        <w:pStyle w:val="BodyText"/>
+      </w:pPr>
+      <w:r>
+        <w:t>“No, it’s in the back?”</w:t>
       </w:r>
       <w:r>
         <w:br/>
-      </w:r>
-      <w:r>
-        <w:t xml:space="preserve">“In the back?”</w:t>
-      </w:r>
-    </w:p>
-    <w:p>
-      <w:pPr>
-        <w:pStyle w:val="BodyText"/>
-      </w:pPr>
-      <w:r>
-        <w:t xml:space="preserve">“Behind the books.”</w:t>
-      </w:r>
-    </w:p>
-    <w:p>
-      <w:pPr>
-        <w:pStyle w:val="BodyText"/>
-      </w:pPr>
-      <w:r>
-        <w:t>In their first meeting, it had crossed Klee’s mind that Mrs Ting had some kind of cognitive deficit. Now it crossed the mind of both Mrs Ting and Ernesto Klee that maybe it was Ernesto Klee who had the cognitive deficit. Klee had another go – but he sensed he wasn’t on firm ground.</w:t>
-      </w:r>
-    </w:p>
-    <w:p>
-      <w:pPr>
-        <w:pStyle w:val="BodyText"/>
-      </w:pPr>
-      <w:r>
-        <w:t xml:space="preserve">He gestured at the pews behind them.</w:t>
-      </w:r>
-    </w:p>
-    <w:p>
-      <w:pPr>
-        <w:pStyle w:val="BodyText"/>
-      </w:pPr>
-      <w:r>
-        <w:t xml:space="preserve">“These are the books.”</w:t>
+        <w:t>“In the back?”</w:t>
+      </w:r>
+    </w:p>
+    <w:p>
+      <w:pPr>
+        <w:pStyle w:val="BodyText"/>
+      </w:pPr>
+      <w:r>
+        <w:t>“Behind the books.”</w:t>
+      </w:r>
+    </w:p>
+    <w:p>
+      <w:pPr>
+        <w:pStyle w:val="BodyText"/>
+      </w:pPr>
+      <w:r>
+        <w:t xml:space="preserve">In their first meeting, it had crossed Klee’s mind that Mrs Ting had some kind of cognitive deficit. Now it crossed the mind of both Mrs Ting and Ernesto Klee that maybe it was </w:t>
+      </w:r>
+      <w:r>
+        <w:t>he</w:t>
+      </w:r>
+      <w:r>
+        <w:t xml:space="preserve"> who had the cognitive deficit. Klee had another go – but he sensed he wasn’t on firm ground.</w:t>
+      </w:r>
+    </w:p>
+    <w:p>
+      <w:pPr>
+        <w:pStyle w:val="BodyText"/>
+      </w:pPr>
+      <w:r>
+        <w:t>He gestured at the pews behind them.</w:t>
+      </w:r>
+    </w:p>
+    <w:p>
+      <w:pPr>
+        <w:pStyle w:val="BodyText"/>
+      </w:pPr>
+      <w:r>
+        <w:t>“These are the books.”</w:t>
       </w:r>
       <w:r>
         <w:br/>
-      </w:r>
-      <w:r>
         <w:t>“Yes,” said Mrs Ting, a little shortly. He could see that the temper he’d seen when he’d knocked to get the keys was never far from the surface. “But they’re only the picture books and the books that won’t fit on the shelves. Most of the books are in the back room.”</w:t>
       </w:r>
       <w:r>
@@ -225,18 +214,18 @@
         <w:pStyle w:val="BodyText"/>
       </w:pPr>
       <w:r>
-        <w:t xml:space="preserve">The back room.</w:t>
-      </w:r>
-    </w:p>
-    <w:p>
-      <w:pPr>
-        <w:pStyle w:val="BodyText"/>
-      </w:pPr>
-      <w:r>
-        <w:t>He’d missed an entire room! And, in the nature of this building. It wasn’t just a normal sized room. It was the Sunday school room at the back of the building. And it was the same size as the chapel but without any of the fixtures and fittings. No pulpit, no organ. No balcony. Just a rectangular box. A rectangular box, about the size of a tennis court. Filled with books.</w:t>
-      </w:r>
-      <w:r>
-        <w:t xml:space="preserve"> </w:t>
+        <w:t>The back room</w:t>
+      </w:r>
+      <w:r>
+        <w:t>?</w:t>
+      </w:r>
+    </w:p>
+    <w:p>
+      <w:pPr>
+        <w:pStyle w:val="BodyText"/>
+      </w:pPr>
+      <w:r>
+        <w:t xml:space="preserve">He’d missed an entire room! And, in the nature of this building. It wasn’t just a normal sized room. It was the Sunday school room at the back of the building. And it was the same size as the chapel but without any of the fixtures and fittings. No pulpit, no organ. No balcony. Just a rectangular box. A rectangular box, about the size of a tennis court. Filled with books. </w:t>
       </w:r>
     </w:p>
     <w:p>
@@ -252,19 +241,16 @@
         <w:pStyle w:val="BodyText"/>
       </w:pPr>
       <w:r>
-        <w:t xml:space="preserve">Mrs Ting looked back at him. She was putting the key to the secret door back on its ledge.</w:t>
+        <w:lastRenderedPageBreak/>
+        <w:t>Mrs Ting looked back at him. She was putting the key to the secret door back on its ledge.</w:t>
       </w:r>
       <w:r>
         <w:br/>
-      </w:r>
-      <w:r>
         <w:t>“Sorry, love, I thought you knew about the books. The washing machine is on the other side. First time you probably need to follow me. It’s a bit of a…”</w:t>
       </w:r>
       <w:r>
         <w:br/>
-      </w:r>
-      <w:r>
-        <w:t xml:space="preserve">“A maze?”</w:t>
+        <w:t>“A maze?”</w:t>
       </w:r>
     </w:p>
     <w:p>
@@ -288,7 +274,7 @@
         <w:pStyle w:val="BodyText"/>
       </w:pPr>
       <w:r>
-        <w:t xml:space="preserve">There appeared to be everything!</w:t>
+        <w:t>There appeared to be everything!</w:t>
       </w:r>
     </w:p>
     <w:p>
@@ -299,28 +285,53 @@
         <w:t>Mass market paperbacks. Hard back novels. Antiquarian. He wondered if there was any system to their order on the shelves.</w:t>
       </w:r>
     </w:p>
-    <w:sectPr/>
+    <w:sectPr>
+      <w:pgSz w:w="12240" w:h="15840"/>
+      <w:pgMar w:top="1440" w:right="1440" w:bottom="1440" w:left="1440" w:header="720" w:footer="720" w:gutter="0"/>
+      <w:cols w:space="720"/>
+    </w:sectPr>
   </w:body>
 </w:document>
 </file>
 
-<file path=word/comments.xml><?xml version="1.0" encoding="utf-8"?>
-<w:comments xmlns:w="http://schemas.openxmlformats.org/wordprocessingml/2006/main" xmlns:m="http://schemas.openxmlformats.org/officeDocument/2006/math" xmlns:r="http://schemas.openxmlformats.org/officeDocument/2006/relationships" xmlns:o="urn:schemas-microsoft-com:office:office" xmlns:v="urn:schemas-microsoft-com:vml" xmlns:w10="urn:schemas-microsoft-com:office:word" xmlns:a="http://schemas.openxmlformats.org/drawingml/2006/main" xmlns:pic="http://schemas.openxmlformats.org/drawingml/2006/picture" xmlns:wp="http://schemas.openxmlformats.org/drawingml/2006/wordprocessingDrawing"/>
+<file path=word/endnotes.xml><?xml version="1.0" encoding="utf-8"?>
+<w:endnotes xmlns:wpc="http://schemas.microsoft.com/office/word/2010/wordprocessingCanvas" xmlns:cx="http://schemas.microsoft.com/office/drawing/2014/chartex" xmlns:cx1="http://schemas.microsoft.com/office/drawing/2015/9/8/chartex" xmlns:cx2="http://schemas.microsoft.com/office/drawing/2015/10/21/chartex" xmlns:cx3="http://schemas.microsoft.com/office/drawing/2016/5/9/chartex" xmlns:cx4="http://schemas.microsoft.com/office/drawing/2016/5/10/chartex" xmlns:cx5="http://schemas.microsoft.com/office/drawing/2016/5/11/chartex" xmlns:cx6="http://schemas.microsoft.com/office/drawing/2016/5/12/chartex" xmlns:cx7="http://schemas.microsoft.com/office/drawing/2016/5/13/chartex" xmlns:cx8="http://schemas.microsoft.com/office/drawing/2016/5/14/chartex" xmlns:mc="http://schemas.openxmlformats.org/markup-compatibility/2006" xmlns:aink="http://schemas.microsoft.com/office/drawing/2016/ink" xmlns:am3d="http://schemas.microsoft.com/office/drawing/2017/model3d" xmlns:o="urn:schemas-microsoft-com:office:office" xmlns:oel="http://schemas.microsoft.com/office/2019/extlst" xmlns:r="http://schemas.openxmlformats.org/officeDocument/2006/relationships" xmlns:m="http://schemas.openxmlformats.org/officeDocument/2006/math" xmlns:v="urn:schemas-microsoft-com:vml" xmlns:wp14="http://schemas.microsoft.com/office/word/2010/wordprocessingDrawing" xmlns:wp="http://schemas.openxmlformats.org/drawingml/2006/wordprocessingDrawing" xmlns:w10="urn:schemas-microsoft-com:office:word" xmlns:w="http://schemas.openxmlformats.org/wordprocessingml/2006/main" xmlns:w14="http://schemas.microsoft.com/office/word/2010/wordml" xmlns:w15="http://schemas.microsoft.com/office/word/2012/wordml" xmlns:w16cex="http://schemas.microsoft.com/office/word/2018/wordml/cex" xmlns:w16cid="http://schemas.microsoft.com/office/word/2016/wordml/cid" xmlns:w16="http://schemas.microsoft.com/office/word/2018/wordml" xmlns:w16du="http://schemas.microsoft.com/office/word/2023/wordml/word16du" xmlns:w16sdtdh="http://schemas.microsoft.com/office/word/2020/wordml/sdtdatahash" xmlns:w16sdtfl="http://schemas.microsoft.com/office/word/2024/wordml/sdtformatlock" xmlns:w16se="http://schemas.microsoft.com/office/word/2015/wordml/symex" xmlns:wpg="http://schemas.microsoft.com/office/word/2010/wordprocessingGroup" xmlns:wpi="http://schemas.microsoft.com/office/word/2010/wordprocessingInk" xmlns:wne="http://schemas.microsoft.com/office/word/2006/wordml" xmlns:wps="http://schemas.microsoft.com/office/word/2010/wordprocessingShape" mc:Ignorable="w14 w15 w16se w16cid w16 w16cex w16sdtdh w16sdtfl w16du wp14">
+  <w:endnote w:type="separator" w:id="-1">
+    <w:p>
+      <w:pPr>
+        <w:spacing w:after="0"/>
+      </w:pPr>
+      <w:r>
+        <w:separator/>
+      </w:r>
+    </w:p>
+  </w:endnote>
+  <w:endnote w:type="continuationSeparator" w:id="0">
+    <w:p>
+      <w:pPr>
+        <w:spacing w:after="0"/>
+      </w:pPr>
+      <w:r>
+        <w:continuationSeparator/>
+      </w:r>
+    </w:p>
+  </w:endnote>
+</w:endnotes>
 </file>
 
 <file path=word/footnotes.xml><?xml version="1.0" encoding="utf-8"?>
-<w:footnotes xmlns:w="http://schemas.openxmlformats.org/wordprocessingml/2006/main" xmlns:m="http://schemas.openxmlformats.org/officeDocument/2006/math" xmlns:r="http://schemas.openxmlformats.org/officeDocument/2006/relationships" xmlns:o="urn:schemas-microsoft-com:office:office" xmlns:v="urn:schemas-microsoft-com:vml" xmlns:w10="urn:schemas-microsoft-com:office:word" xmlns:a="http://schemas.openxmlformats.org/drawingml/2006/main" xmlns:pic="http://schemas.openxmlformats.org/drawingml/2006/picture" xmlns:wp="http://schemas.openxmlformats.org/drawingml/2006/wordprocessingDrawing">
+<w:footnotes xmlns:wpc="http://schemas.microsoft.com/office/word/2010/wordprocessingCanvas" xmlns:cx="http://schemas.microsoft.com/office/drawing/2014/chartex" xmlns:cx1="http://schemas.microsoft.com/office/drawing/2015/9/8/chartex" xmlns:cx2="http://schemas.microsoft.com/office/drawing/2015/10/21/chartex" xmlns:cx3="http://schemas.microsoft.com/office/drawing/2016/5/9/chartex" xmlns:cx4="http://schemas.microsoft.com/office/drawing/2016/5/10/chartex" xmlns:cx5="http://schemas.microsoft.com/office/drawing/2016/5/11/chartex" xmlns:cx6="http://schemas.microsoft.com/office/drawing/2016/5/12/chartex" xmlns:cx7="http://schemas.microsoft.com/office/drawing/2016/5/13/chartex" xmlns:cx8="http://schemas.microsoft.com/office/drawing/2016/5/14/chartex" xmlns:mc="http://schemas.openxmlformats.org/markup-compatibility/2006" xmlns:aink="http://schemas.microsoft.com/office/drawing/2016/ink" xmlns:am3d="http://schemas.microsoft.com/office/drawing/2017/model3d" xmlns:o="urn:schemas-microsoft-com:office:office" xmlns:oel="http://schemas.microsoft.com/office/2019/extlst" xmlns:r="http://schemas.openxmlformats.org/officeDocument/2006/relationships" xmlns:m="http://schemas.openxmlformats.org/officeDocument/2006/math" xmlns:v="urn:schemas-microsoft-com:vml" xmlns:wp14="http://schemas.microsoft.com/office/word/2010/wordprocessingDrawing" xmlns:wp="http://schemas.openxmlformats.org/drawingml/2006/wordprocessingDrawing" xmlns:w10="urn:schemas-microsoft-com:office:word" xmlns:w="http://schemas.openxmlformats.org/wordprocessingml/2006/main" xmlns:w14="http://schemas.microsoft.com/office/word/2010/wordml" xmlns:w15="http://schemas.microsoft.com/office/word/2012/wordml" xmlns:w16cex="http://schemas.microsoft.com/office/word/2018/wordml/cex" xmlns:w16cid="http://schemas.microsoft.com/office/word/2016/wordml/cid" xmlns:w16="http://schemas.microsoft.com/office/word/2018/wordml" xmlns:w16du="http://schemas.microsoft.com/office/word/2023/wordml/word16du" xmlns:w16sdtdh="http://schemas.microsoft.com/office/word/2020/wordml/sdtdatahash" xmlns:w16sdtfl="http://schemas.microsoft.com/office/word/2024/wordml/sdtformatlock" xmlns:w16se="http://schemas.microsoft.com/office/word/2015/wordml/symex" xmlns:wpg="http://schemas.microsoft.com/office/word/2010/wordprocessingGroup" xmlns:wpi="http://schemas.microsoft.com/office/word/2010/wordprocessingInk" xmlns:wne="http://schemas.microsoft.com/office/word/2006/wordml" xmlns:wps="http://schemas.microsoft.com/office/word/2010/wordprocessingShape" mc:Ignorable="w14 w15 w16se w16cid w16 w16cex w16sdtdh w16sdtfl w16du wp14">
+  <w:footnote w:type="separator" w:id="-1">
+    <w:p>
+      <w:r>
+        <w:separator/>
+      </w:r>
+    </w:p>
+  </w:footnote>
   <w:footnote w:type="continuationSeparator" w:id="0">
     <w:p>
       <w:r>
         <w:continuationSeparator/>
-      </w:r>
-    </w:p>
-  </w:footnote>
-  <w:footnote w:type="separator" w:id="-1">
-    <w:p>
-      <w:r>
-        <w:separator/>
       </w:r>
     </w:p>
   </w:footnote>
@@ -328,10 +339,11 @@
 </file>
 
 <file path=word/numbering.xml><?xml version="1.0" encoding="utf-8"?>
-<w:numbering xmlns:w="http://schemas.openxmlformats.org/wordprocessingml/2006/main">
-  <w:abstractNum w:abstractNumId="990">
-    <w:nsid w:val="A990"/>
+<w:numbering xmlns:wpc="http://schemas.microsoft.com/office/word/2010/wordprocessingCanvas" xmlns:cx="http://schemas.microsoft.com/office/drawing/2014/chartex" xmlns:cx1="http://schemas.microsoft.com/office/drawing/2015/9/8/chartex" xmlns:cx2="http://schemas.microsoft.com/office/drawing/2015/10/21/chartex" xmlns:cx3="http://schemas.microsoft.com/office/drawing/2016/5/9/chartex" xmlns:cx4="http://schemas.microsoft.com/office/drawing/2016/5/10/chartex" xmlns:cx5="http://schemas.microsoft.com/office/drawing/2016/5/11/chartex" xmlns:cx6="http://schemas.microsoft.com/office/drawing/2016/5/12/chartex" xmlns:cx7="http://schemas.microsoft.com/office/drawing/2016/5/13/chartex" xmlns:cx8="http://schemas.microsoft.com/office/drawing/2016/5/14/chartex" xmlns:mc="http://schemas.openxmlformats.org/markup-compatibility/2006" xmlns:aink="http://schemas.microsoft.com/office/drawing/2016/ink" xmlns:am3d="http://schemas.microsoft.com/office/drawing/2017/model3d" xmlns:o="urn:schemas-microsoft-com:office:office" xmlns:oel="http://schemas.microsoft.com/office/2019/extlst" xmlns:r="http://schemas.openxmlformats.org/officeDocument/2006/relationships" xmlns:m="http://schemas.openxmlformats.org/officeDocument/2006/math" xmlns:v="urn:schemas-microsoft-com:vml" xmlns:wp14="http://schemas.microsoft.com/office/word/2010/wordprocessingDrawing" xmlns:wp="http://schemas.openxmlformats.org/drawingml/2006/wordprocessingDrawing" xmlns:w10="urn:schemas-microsoft-com:office:word" xmlns:w="http://schemas.openxmlformats.org/wordprocessingml/2006/main" xmlns:w14="http://schemas.microsoft.com/office/word/2010/wordml" xmlns:w15="http://schemas.microsoft.com/office/word/2012/wordml" xmlns:w16cex="http://schemas.microsoft.com/office/word/2018/wordml/cex" xmlns:w16cid="http://schemas.microsoft.com/office/word/2016/wordml/cid" xmlns:w16="http://schemas.microsoft.com/office/word/2018/wordml" xmlns:w16du="http://schemas.microsoft.com/office/word/2023/wordml/word16du" xmlns:w16sdtdh="http://schemas.microsoft.com/office/word/2020/wordml/sdtdatahash" xmlns:w16sdtfl="http://schemas.microsoft.com/office/word/2024/wordml/sdtformatlock" xmlns:w16se="http://schemas.microsoft.com/office/word/2015/wordml/symex" xmlns:wpg="http://schemas.microsoft.com/office/word/2010/wordprocessingGroup" xmlns:wpi="http://schemas.microsoft.com/office/word/2010/wordprocessingInk" xmlns:wne="http://schemas.microsoft.com/office/word/2006/wordml" xmlns:wps="http://schemas.microsoft.com/office/word/2010/wordprocessingShape" mc:Ignorable="w14 w15 w16se w16cid w16 w16cex w16sdtdh w16sdtfl w16du wp14">
+  <w:abstractNum w:abstractNumId="0" w15:restartNumberingAfterBreak="0">
+    <w:nsid w:val="0000A990"/>
     <w:multiLevelType w:val="multilevel"/>
+    <w:tmpl w:val="CAD0458E"/>
     <w:lvl w:ilvl="0">
       <w:numFmt w:val="bullet"/>
       <w:lvlText w:val=" "/>
@@ -405,21 +417,21 @@
       </w:pPr>
     </w:lvl>
   </w:abstractNum>
-  <w:num w:numId="1000">
-    <w:abstractNumId w:val="990"/>
+  <w:num w:numId="1" w16cid:durableId="1318269579">
+    <w:abstractNumId w:val="0"/>
   </w:num>
 </w:numbering>
 </file>
 
 <file path=word/styles.xml><?xml version="1.0" encoding="utf-8"?>
-<w:styles xmlns:r="http://schemas.openxmlformats.org/officeDocument/2006/relationships" xmlns:w="http://schemas.openxmlformats.org/wordprocessingml/2006/main">
+<w:styles xmlns:mc="http://schemas.openxmlformats.org/markup-compatibility/2006" xmlns:r="http://schemas.openxmlformats.org/officeDocument/2006/relationships" xmlns:w="http://schemas.openxmlformats.org/wordprocessingml/2006/main" xmlns:w14="http://schemas.microsoft.com/office/word/2010/wordml" xmlns:w15="http://schemas.microsoft.com/office/word/2012/wordml" xmlns:w16cex="http://schemas.microsoft.com/office/word/2018/wordml/cex" xmlns:w16cid="http://schemas.microsoft.com/office/word/2016/wordml/cid" xmlns:w16="http://schemas.microsoft.com/office/word/2018/wordml" xmlns:w16du="http://schemas.microsoft.com/office/word/2023/wordml/word16du" xmlns:w16sdtdh="http://schemas.microsoft.com/office/word/2020/wordml/sdtdatahash" xmlns:w16sdtfl="http://schemas.microsoft.com/office/word/2024/wordml/sdtformatlock" xmlns:w16se="http://schemas.microsoft.com/office/word/2015/wordml/symex" mc:Ignorable="w14 w15 w16se w16cid w16 w16cex w16sdtdh w16sdtfl w16du">
   <w:docDefaults>
     <w:rPrDefault>
       <w:rPr>
-        <w:rFonts w:asciiTheme="minorHAnsi" w:cstheme="minorBidi" w:eastAsiaTheme="minorHAnsi" w:hAnsiTheme="minorHAnsi"/>
+        <w:rFonts w:asciiTheme="minorHAnsi" w:eastAsiaTheme="minorHAnsi" w:hAnsiTheme="minorHAnsi" w:cstheme="minorBidi"/>
         <w:sz w:val="24"/>
         <w:szCs w:val="24"/>
-        <w:lang w:bidi="ar-SA" w:eastAsia="en-US" w:val="en-US"/>
+        <w:lang w:val="en-US" w:eastAsia="en-US" w:bidi="ar-SA"/>
       </w:rPr>
     </w:rPrDefault>
     <w:pPrDefault>
@@ -428,35 +440,478 @@
       </w:pPr>
     </w:pPrDefault>
   </w:docDefaults>
-  <w:latentStyles w:count="276" w:defLockedState="0" w:defQFormat="0" w:defSemiHidden="0" w:defUIPriority="0" w:defUnhideWhenUsed="0"/>
-  <w:style w:default="1" w:styleId="Normal" w:type="paragraph">
+  <w:latentStyles w:defLockedState="0" w:defUIPriority="0" w:defSemiHidden="0" w:defUnhideWhenUsed="0" w:defQFormat="0" w:count="376">
+    <w:lsdException w:name="Normal Table" w:semiHidden="1" w:unhideWhenUsed="1"/>
+    <w:lsdException w:name="Table Simple 1" w:semiHidden="1" w:unhideWhenUsed="1"/>
+    <w:lsdException w:name="Table Simple 2" w:semiHidden="1" w:unhideWhenUsed="1"/>
+    <w:lsdException w:name="Table Simple 3" w:semiHidden="1" w:unhideWhenUsed="1"/>
+    <w:lsdException w:name="Table Classic 1" w:semiHidden="1" w:unhideWhenUsed="1"/>
+    <w:lsdException w:name="Table Classic 2" w:semiHidden="1" w:unhideWhenUsed="1"/>
+    <w:lsdException w:name="Table Classic 3" w:semiHidden="1" w:unhideWhenUsed="1"/>
+    <w:lsdException w:name="Table Classic 4" w:semiHidden="1" w:unhideWhenUsed="1"/>
+    <w:lsdException w:name="Table Colorful 1" w:semiHidden="1" w:unhideWhenUsed="1"/>
+    <w:lsdException w:name="Table Colorful 2" w:semiHidden="1" w:unhideWhenUsed="1"/>
+    <w:lsdException w:name="Table Colorful 3" w:semiHidden="1" w:unhideWhenUsed="1"/>
+    <w:lsdException w:name="Table Columns 1" w:semiHidden="1" w:unhideWhenUsed="1"/>
+    <w:lsdException w:name="Table Columns 2" w:semiHidden="1" w:unhideWhenUsed="1"/>
+    <w:lsdException w:name="Table Columns 3" w:semiHidden="1" w:unhideWhenUsed="1"/>
+    <w:lsdException w:name="Table Columns 4" w:semiHidden="1" w:unhideWhenUsed="1"/>
+    <w:lsdException w:name="Table Columns 5" w:semiHidden="1" w:unhideWhenUsed="1"/>
+    <w:lsdException w:name="Table Grid 1" w:semiHidden="1" w:unhideWhenUsed="1"/>
+    <w:lsdException w:name="Table Grid 2" w:semiHidden="1" w:unhideWhenUsed="1"/>
+    <w:lsdException w:name="Table Grid 3" w:semiHidden="1" w:unhideWhenUsed="1"/>
+    <w:lsdException w:name="Table Grid 4" w:semiHidden="1" w:unhideWhenUsed="1"/>
+    <w:lsdException w:name="Table Grid 5" w:semiHidden="1" w:unhideWhenUsed="1"/>
+    <w:lsdException w:name="Table Grid 6" w:semiHidden="1" w:unhideWhenUsed="1"/>
+    <w:lsdException w:name="Table Grid 7" w:semiHidden="1" w:unhideWhenUsed="1"/>
+    <w:lsdException w:name="Table Grid 8" w:semiHidden="1" w:unhideWhenUsed="1"/>
+    <w:lsdException w:name="Table List 1" w:semiHidden="1" w:unhideWhenUsed="1"/>
+    <w:lsdException w:name="Table List 2" w:semiHidden="1" w:unhideWhenUsed="1"/>
+    <w:lsdException w:name="Table List 3" w:semiHidden="1" w:unhideWhenUsed="1"/>
+    <w:lsdException w:name="Table List 4" w:semiHidden="1" w:unhideWhenUsed="1"/>
+    <w:lsdException w:name="Table List 5" w:semiHidden="1" w:unhideWhenUsed="1"/>
+    <w:lsdException w:name="Table List 6" w:semiHidden="1" w:unhideWhenUsed="1"/>
+    <w:lsdException w:name="Table List 7" w:semiHidden="1" w:unhideWhenUsed="1"/>
+    <w:lsdException w:name="Table List 8" w:semiHidden="1" w:unhideWhenUsed="1"/>
+    <w:lsdException w:name="Table 3D effects 1" w:semiHidden="1" w:unhideWhenUsed="1"/>
+    <w:lsdException w:name="Table 3D effects 2" w:semiHidden="1" w:unhideWhenUsed="1"/>
+    <w:lsdException w:name="Table 3D effects 3" w:semiHidden="1" w:unhideWhenUsed="1"/>
+    <w:lsdException w:name="Table Contemporary" w:semiHidden="1" w:unhideWhenUsed="1"/>
+    <w:lsdException w:name="Table Elegant" w:semiHidden="1" w:unhideWhenUsed="1"/>
+    <w:lsdException w:name="Table Professional" w:semiHidden="1" w:unhideWhenUsed="1"/>
+    <w:lsdException w:name="Table Subtle 1" w:semiHidden="1" w:unhideWhenUsed="1"/>
+    <w:lsdException w:name="Table Subtle 2" w:semiHidden="1" w:unhideWhenUsed="1"/>
+    <w:lsdException w:name="Table Web 1" w:semiHidden="1" w:unhideWhenUsed="1"/>
+    <w:lsdException w:name="Table Web 2" w:semiHidden="1" w:unhideWhenUsed="1"/>
+    <w:lsdException w:name="Table Web 3" w:semiHidden="1" w:unhideWhenUsed="1"/>
+    <w:lsdException w:name="Table Theme" w:semiHidden="1" w:unhideWhenUsed="1"/>
+    <w:lsdException w:name="Light Shading"/>
+    <w:lsdException w:name="Light List"/>
+    <w:lsdException w:name="Light Grid"/>
+    <w:lsdException w:name="Medium Shading 1"/>
+    <w:lsdException w:name="Medium Shading 2"/>
+    <w:lsdException w:name="Medium List 1"/>
+    <w:lsdException w:name="Medium List 2"/>
+    <w:lsdException w:name="Medium Grid 1"/>
+    <w:lsdException w:name="Medium Grid 2"/>
+    <w:lsdException w:name="Medium Grid 3"/>
+    <w:lsdException w:name="Dark List"/>
+    <w:lsdException w:name="Colorful Shading"/>
+    <w:lsdException w:name="Colorful List"/>
+    <w:lsdException w:name="Colorful Grid"/>
+    <w:lsdException w:name="Light Shading Accent 1"/>
+    <w:lsdException w:name="Light List Accent 1"/>
+    <w:lsdException w:name="Light Grid Accent 1"/>
+    <w:lsdException w:name="Medium Shading 1 Accent 1"/>
+    <w:lsdException w:name="Medium Shading 2 Accent 1"/>
+    <w:lsdException w:name="Medium List 1 Accent 1"/>
+    <w:lsdException w:name="Medium List 2 Accent 1"/>
+    <w:lsdException w:name="Medium Grid 1 Accent 1"/>
+    <w:lsdException w:name="Medium Grid 2 Accent 1"/>
+    <w:lsdException w:name="Medium Grid 3 Accent 1"/>
+    <w:lsdException w:name="Dark List Accent 1"/>
+    <w:lsdException w:name="Colorful Shading Accent 1"/>
+    <w:lsdException w:name="Colorful List Accent 1"/>
+    <w:lsdException w:name="Colorful Grid Accent 1"/>
+    <w:lsdException w:name="Light Shading Accent 2"/>
+    <w:lsdException w:name="Light List Accent 2"/>
+    <w:lsdException w:name="Light Grid Accent 2"/>
+    <w:lsdException w:name="Medium Shading 1 Accent 2"/>
+    <w:lsdException w:name="Medium Shading 2 Accent 2"/>
+    <w:lsdException w:name="Medium List 1 Accent 2"/>
+    <w:lsdException w:name="Medium List 2 Accent 2"/>
+    <w:lsdException w:name="Medium Grid 1 Accent 2"/>
+    <w:lsdException w:name="Medium Grid 2 Accent 2"/>
+    <w:lsdException w:name="Medium Grid 3 Accent 2"/>
+    <w:lsdException w:name="Dark List Accent 2"/>
+    <w:lsdException w:name="Colorful Shading Accent 2"/>
+    <w:lsdException w:name="Colorful List Accent 2"/>
+    <w:lsdException w:name="Colorful Grid Accent 2"/>
+    <w:lsdException w:name="Light Shading Accent 3"/>
+    <w:lsdException w:name="Light List Accent 3"/>
+    <w:lsdException w:name="Light Grid Accent 3"/>
+    <w:lsdException w:name="Medium Shading 1 Accent 3"/>
+    <w:lsdException w:name="Medium Shading 2 Accent 3"/>
+    <w:lsdException w:name="Medium List 1 Accent 3"/>
+    <w:lsdException w:name="Medium List 2 Accent 3"/>
+    <w:lsdException w:name="Medium Grid 1 Accent 3"/>
+    <w:lsdException w:name="Medium Grid 2 Accent 3"/>
+    <w:lsdException w:name="Medium Grid 3 Accent 3"/>
+    <w:lsdException w:name="Dark List Accent 3"/>
+    <w:lsdException w:name="Colorful Shading Accent 3"/>
+    <w:lsdException w:name="Colorful List Accent 3"/>
+    <w:lsdException w:name="Colorful Grid Accent 3"/>
+    <w:lsdException w:name="Light Shading Accent 4"/>
+    <w:lsdException w:name="Light List Accent 4"/>
+    <w:lsdException w:name="Light Grid Accent 4"/>
+    <w:lsdException w:name="Medium Shading 1 Accent 4"/>
+    <w:lsdException w:name="Medium Shading 2 Accent 4"/>
+    <w:lsdException w:name="Medium List 1 Accent 4"/>
+    <w:lsdException w:name="Medium List 2 Accent 4"/>
+    <w:lsdException w:name="Medium Grid 1 Accent 4"/>
+    <w:lsdException w:name="Medium Grid 2 Accent 4"/>
+    <w:lsdException w:name="Medium Grid 3 Accent 4"/>
+    <w:lsdException w:name="Dark List Accent 4"/>
+    <w:lsdException w:name="Colorful Shading Accent 4"/>
+    <w:lsdException w:name="Colorful List Accent 4"/>
+    <w:lsdException w:name="Colorful Grid Accent 4"/>
+    <w:lsdException w:name="Light Shading Accent 5"/>
+    <w:lsdException w:name="Light List Accent 5"/>
+    <w:lsdException w:name="Light Grid Accent 5"/>
+    <w:lsdException w:name="Medium Shading 1 Accent 5"/>
+    <w:lsdException w:name="Medium Shading 2 Accent 5"/>
+    <w:lsdException w:name="Medium List 1 Accent 5"/>
+    <w:lsdException w:name="Medium List 2 Accent 5"/>
+    <w:lsdException w:name="Medium Grid 1 Accent 5"/>
+    <w:lsdException w:name="Medium Grid 2 Accent 5"/>
+    <w:lsdException w:name="Medium Grid 3 Accent 5"/>
+    <w:lsdException w:name="Dark List Accent 5"/>
+    <w:lsdException w:name="Colorful Shading Accent 5"/>
+    <w:lsdException w:name="Colorful List Accent 5"/>
+    <w:lsdException w:name="Colorful Grid Accent 5"/>
+    <w:lsdException w:name="Light Shading Accent 6"/>
+    <w:lsdException w:name="Light List Accent 6"/>
+    <w:lsdException w:name="Light Grid Accent 6"/>
+    <w:lsdException w:name="Medium Shading 1 Accent 6"/>
+    <w:lsdException w:name="Medium Shading 2 Accent 6"/>
+    <w:lsdException w:name="Medium List 1 Accent 6"/>
+    <w:lsdException w:name="Medium List 2 Accent 6"/>
+    <w:lsdException w:name="Medium Grid 1 Accent 6"/>
+    <w:lsdException w:name="Medium Grid 2 Accent 6"/>
+    <w:lsdException w:name="Medium Grid 3 Accent 6"/>
+    <w:lsdException w:name="Dark List Accent 6"/>
+    <w:lsdException w:name="Colorful Shading Accent 6"/>
+    <w:lsdException w:name="Colorful List Accent 6"/>
+    <w:lsdException w:name="Colorful Grid Accent 6"/>
+    <w:lsdException w:name="Grid Table 4" w:uiPriority="49"/>
+    <w:lsdException w:name="Grid Table 5 Dark" w:uiPriority="50"/>
+    <w:lsdException w:name="Grid Table 6 Colorful" w:uiPriority="51"/>
+    <w:lsdException w:name="Grid Table 7 Colorful" w:uiPriority="52"/>
+    <w:lsdException w:name="Grid Table 1 Light Accent 1" w:uiPriority="46"/>
+    <w:lsdException w:name="Grid Table 2 Accent 1" w:uiPriority="47"/>
+    <w:lsdException w:name="Grid Table 3 Accent 1" w:uiPriority="48"/>
+    <w:lsdException w:name="Grid Table 4 Accent 1" w:uiPriority="49"/>
+    <w:lsdException w:name="Grid Table 5 Dark Accent 1" w:uiPriority="50"/>
+    <w:lsdException w:name="Grid Table 6 Colorful Accent 1" w:uiPriority="51"/>
+    <w:lsdException w:name="Grid Table 7 Colorful Accent 1" w:uiPriority="52"/>
+    <w:lsdException w:name="Grid Table 1 Light Accent 2" w:uiPriority="46"/>
+    <w:lsdException w:name="Grid Table 2 Accent 2" w:uiPriority="47"/>
+    <w:lsdException w:name="Grid Table 3 Accent 2" w:uiPriority="48"/>
+    <w:lsdException w:name="Grid Table 4 Accent 2" w:uiPriority="49"/>
+    <w:lsdException w:name="Grid Table 5 Dark Accent 2" w:uiPriority="50"/>
+    <w:lsdException w:name="Grid Table 6 Colorful Accent 2" w:uiPriority="51"/>
+    <w:lsdException w:name="Grid Table 7 Colorful Accent 2" w:uiPriority="52"/>
+    <w:lsdException w:name="Grid Table 1 Light Accent 3" w:uiPriority="46"/>
+    <w:lsdException w:name="Grid Table 2 Accent 3" w:uiPriority="47"/>
+    <w:lsdException w:name="Grid Table 3 Accent 3" w:uiPriority="48"/>
+    <w:lsdException w:name="Grid Table 4 Accent 3" w:uiPriority="49"/>
+    <w:lsdException w:name="Grid Table 5 Dark Accent 3" w:uiPriority="50"/>
+    <w:lsdException w:name="Grid Table 6 Colorful Accent 3" w:uiPriority="51"/>
+    <w:lsdException w:name="Grid Table 7 Colorful Accent 3" w:uiPriority="52"/>
+    <w:lsdException w:name="Grid Table 1 Light Accent 4" w:uiPriority="46"/>
+    <w:lsdException w:name="Grid Table 2 Accent 4" w:uiPriority="47"/>
+    <w:lsdException w:name="Grid Table 3 Accent 4" w:uiPriority="48"/>
+    <w:lsdException w:name="Grid Table 4 Accent 4" w:uiPriority="49"/>
+    <w:lsdException w:name="Grid Table 5 Dark Accent 4" w:uiPriority="50"/>
+    <w:lsdException w:name="Grid Table 6 Colorful Accent 4" w:uiPriority="51"/>
+    <w:lsdException w:name="Grid Table 7 Colorful Accent 4" w:uiPriority="52"/>
+    <w:lsdException w:name="Grid Table 1 Light Accent 5" w:uiPriority="46"/>
+    <w:lsdException w:name="Grid Table 2 Accent 5" w:uiPriority="47"/>
+    <w:lsdException w:name="Grid Table 3 Accent 5" w:uiPriority="48"/>
+    <w:lsdException w:name="Grid Table 4 Accent 5" w:uiPriority="49"/>
+    <w:lsdException w:name="Grid Table 5 Dark Accent 5" w:uiPriority="50"/>
+    <w:lsdException w:name="Grid Table 6 Colorful Accent 5" w:uiPriority="51"/>
+    <w:lsdException w:name="Grid Table 7 Colorful Accent 5" w:uiPriority="52"/>
+    <w:lsdException w:name="Grid Table 1 Light Accent 6" w:uiPriority="46"/>
+    <w:lsdException w:name="Grid Table 2 Accent 6" w:uiPriority="47"/>
+    <w:lsdException w:name="Grid Table 3 Accent 6" w:uiPriority="48"/>
+    <w:lsdException w:name="Grid Table 4 Accent 6" w:uiPriority="49"/>
+    <w:lsdException w:name="Grid Table 5 Dark Accent 6" w:uiPriority="50"/>
+    <w:lsdException w:name="Grid Table 6 Colorful Accent 6" w:uiPriority="51"/>
+    <w:lsdException w:name="Grid Table 7 Colorful Accent 6" w:uiPriority="52"/>
+    <w:lsdException w:name="List Table 1 Light" w:uiPriority="46"/>
+    <w:lsdException w:name="List Table 2" w:uiPriority="47"/>
+    <w:lsdException w:name="List Table 3" w:uiPriority="48"/>
+    <w:lsdException w:name="List Table 4" w:uiPriority="49"/>
+    <w:lsdException w:name="List Table 5 Dark" w:uiPriority="50"/>
+    <w:lsdException w:name="List Table 6 Colorful" w:uiPriority="51"/>
+    <w:lsdException w:name="List Table 7 Colorful" w:uiPriority="52"/>
+    <w:lsdException w:name="List Table 1 Light Accent 1" w:uiPriority="46"/>
+    <w:lsdException w:name="List Table 2 Accent 1" w:uiPriority="47"/>
+    <w:lsdException w:name="List Table 3 Accent 1" w:uiPriority="48"/>
+    <w:lsdException w:name="List Table 4 Accent 1" w:uiPriority="49"/>
+    <w:lsdException w:name="List Table 5 Dark Accent 1" w:uiPriority="50"/>
+    <w:lsdException w:name="List Table 6 Colorful Accent 1" w:uiPriority="51"/>
+    <w:lsdException w:name="List Table 7 Colorful Accent 1" w:uiPriority="52"/>
+    <w:lsdException w:name="List Table 1 Light Accent 2" w:uiPriority="46"/>
+    <w:lsdException w:name="List Table 2 Accent 2" w:uiPriority="47"/>
+    <w:lsdException w:name="List Table 3 Accent 2" w:uiPriority="48"/>
+    <w:lsdException w:name="List Table 4 Accent 2" w:uiPriority="49"/>
+    <w:lsdException w:name="List Table 5 Dark Accent 2" w:uiPriority="50"/>
+    <w:lsdException w:name="List Table 6 Colorful Accent 2" w:uiPriority="51"/>
+    <w:lsdException w:name="List Table 7 Colorful Accent 2" w:uiPriority="52"/>
+    <w:lsdException w:name="List Table 1 Light Accent 3" w:uiPriority="46"/>
+    <w:lsdException w:name="List Table 2 Accent 3" w:uiPriority="47"/>
+    <w:lsdException w:name="List Table 3 Accent 3" w:uiPriority="48"/>
+    <w:lsdException w:name="List Table 4 Accent 3" w:uiPriority="49"/>
+    <w:lsdException w:name="List Table 5 Dark Accent 3" w:uiPriority="50"/>
+    <w:lsdException w:name="List Table 6 Colorful Accent 3" w:uiPriority="51"/>
+    <w:lsdException w:name="List Table 7 Colorful Accent 3" w:uiPriority="52"/>
+    <w:lsdException w:name="List Table 1 Light Accent 4" w:uiPriority="46"/>
+    <w:lsdException w:name="List Table 2 Accent 4" w:uiPriority="47"/>
+    <w:lsdException w:name="List Table 3 Accent 4" w:uiPriority="48"/>
+    <w:lsdException w:name="List Table 4 Accent 4" w:uiPriority="49"/>
+    <w:lsdException w:name="List Table 5 Dark Accent 4" w:uiPriority="50"/>
+    <w:lsdException w:name="List Table 6 Colorful Accent 4" w:uiPriority="51"/>
+    <w:lsdException w:name="List Table 7 Colorful Accent 4" w:uiPriority="52"/>
+    <w:lsdException w:name="List Table 1 Light Accent 5" w:uiPriority="46"/>
+    <w:lsdException w:name="List Table 2 Accent 5" w:uiPriority="47"/>
+    <w:lsdException w:name="List Table 3 Accent 5" w:uiPriority="48"/>
+    <w:lsdException w:name="List Table 4 Accent 5" w:uiPriority="49"/>
+    <w:lsdException w:name="List Table 5 Dark Accent 5" w:uiPriority="50"/>
+    <w:lsdException w:name="List Table 6 Colorful Accent 5" w:uiPriority="51"/>
+    <w:lsdException w:name="List Table 7 Colorful Accent 5" w:uiPriority="52"/>
+    <w:lsdException w:name="List Table 1 Light Accent 6" w:uiPriority="46"/>
+    <w:lsdException w:name="List Table 2 Accent 6" w:uiPriority="47"/>
+    <w:lsdException w:name="List Table 3 Accent 6" w:uiPriority="48"/>
+    <w:lsdException w:name="List Table 4 Accent 6" w:uiPriority="49"/>
+    <w:lsdException w:name="List Table 5 Dark Accent 6" w:uiPriority="50"/>
+    <w:lsdException w:name="List Table 6 Colorful Accent 6" w:uiPriority="51"/>
+    <w:lsdException w:name="List Table 7 Colorful Accent 6" w:uiPriority="52"/>
+    <w:lsdException w:name="Mention" w:semiHidden="1" w:uiPriority="99" w:unhideWhenUsed="1"/>
+    <w:lsdException w:name="Smart Hyperlink" w:semiHidden="1" w:uiPriority="99" w:unhideWhenUsed="1"/>
+    <w:lsdException w:name="Hashtag" w:semiHidden="1" w:uiPriority="99" w:unhideWhenUsed="1"/>
+    <w:lsdException w:name="Unresolved Mention" w:semiHidden="1" w:uiPriority="99" w:unhideWhenUsed="1"/>
+    <w:lsdException w:name="Smart Link" w:semiHidden="1" w:uiPriority="99" w:unhideWhenUsed="1"/>
+  </w:latentStyles>
+  <w:style w:type="paragraph" w:default="1" w:styleId="Normal">
     <w:name w:val="Normal"/>
     <w:qFormat/>
   </w:style>
-  <w:style w:styleId="BodyText" w:type="paragraph">
+  <w:style w:type="paragraph" w:styleId="Heading1">
+    <w:name w:val="heading 1"/>
+    <w:basedOn w:val="Normal"/>
+    <w:next w:val="BodyText"/>
+    <w:uiPriority w:val="9"/>
+    <w:qFormat/>
+    <w:pPr>
+      <w:keepNext/>
+      <w:keepLines/>
+      <w:spacing w:before="480" w:after="0"/>
+      <w:outlineLvl w:val="0"/>
+    </w:pPr>
+    <w:rPr>
+      <w:rFonts w:asciiTheme="majorHAnsi" w:eastAsiaTheme="majorEastAsia" w:hAnsiTheme="majorHAnsi" w:cstheme="majorBidi"/>
+      <w:b/>
+      <w:bCs/>
+      <w:color w:val="4F81BD" w:themeColor="accent1"/>
+      <w:sz w:val="32"/>
+      <w:szCs w:val="32"/>
+    </w:rPr>
+  </w:style>
+  <w:style w:type="paragraph" w:styleId="Heading2">
+    <w:name w:val="heading 2"/>
+    <w:basedOn w:val="Normal"/>
+    <w:next w:val="BodyText"/>
+    <w:uiPriority w:val="9"/>
+    <w:unhideWhenUsed/>
+    <w:qFormat/>
+    <w:pPr>
+      <w:keepNext/>
+      <w:keepLines/>
+      <w:spacing w:before="200" w:after="0"/>
+      <w:outlineLvl w:val="1"/>
+    </w:pPr>
+    <w:rPr>
+      <w:rFonts w:asciiTheme="majorHAnsi" w:eastAsiaTheme="majorEastAsia" w:hAnsiTheme="majorHAnsi" w:cstheme="majorBidi"/>
+      <w:b/>
+      <w:bCs/>
+      <w:color w:val="4F81BD" w:themeColor="accent1"/>
+      <w:sz w:val="28"/>
+      <w:szCs w:val="28"/>
+    </w:rPr>
+  </w:style>
+  <w:style w:type="paragraph" w:styleId="Heading3">
+    <w:name w:val="heading 3"/>
+    <w:basedOn w:val="Normal"/>
+    <w:next w:val="BodyText"/>
+    <w:uiPriority w:val="9"/>
+    <w:unhideWhenUsed/>
+    <w:qFormat/>
+    <w:pPr>
+      <w:keepNext/>
+      <w:keepLines/>
+      <w:spacing w:before="200" w:after="0"/>
+      <w:outlineLvl w:val="2"/>
+    </w:pPr>
+    <w:rPr>
+      <w:rFonts w:asciiTheme="majorHAnsi" w:eastAsiaTheme="majorEastAsia" w:hAnsiTheme="majorHAnsi" w:cstheme="majorBidi"/>
+      <w:b/>
+      <w:bCs/>
+      <w:color w:val="4F81BD" w:themeColor="accent1"/>
+    </w:rPr>
+  </w:style>
+  <w:style w:type="paragraph" w:styleId="Heading4">
+    <w:name w:val="heading 4"/>
+    <w:basedOn w:val="Normal"/>
+    <w:next w:val="BodyText"/>
+    <w:uiPriority w:val="9"/>
+    <w:unhideWhenUsed/>
+    <w:qFormat/>
+    <w:pPr>
+      <w:keepNext/>
+      <w:keepLines/>
+      <w:spacing w:before="200" w:after="0"/>
+      <w:outlineLvl w:val="3"/>
+    </w:pPr>
+    <w:rPr>
+      <w:rFonts w:asciiTheme="majorHAnsi" w:eastAsiaTheme="majorEastAsia" w:hAnsiTheme="majorHAnsi" w:cstheme="majorBidi"/>
+      <w:bCs/>
+      <w:i/>
+      <w:color w:val="4F81BD" w:themeColor="accent1"/>
+    </w:rPr>
+  </w:style>
+  <w:style w:type="paragraph" w:styleId="Heading5">
+    <w:name w:val="heading 5"/>
+    <w:basedOn w:val="Normal"/>
+    <w:next w:val="BodyText"/>
+    <w:uiPriority w:val="9"/>
+    <w:unhideWhenUsed/>
+    <w:qFormat/>
+    <w:pPr>
+      <w:keepNext/>
+      <w:keepLines/>
+      <w:spacing w:before="200" w:after="0"/>
+      <w:outlineLvl w:val="4"/>
+    </w:pPr>
+    <w:rPr>
+      <w:rFonts w:asciiTheme="majorHAnsi" w:eastAsiaTheme="majorEastAsia" w:hAnsiTheme="majorHAnsi" w:cstheme="majorBidi"/>
+      <w:iCs/>
+      <w:color w:val="4F81BD" w:themeColor="accent1"/>
+    </w:rPr>
+  </w:style>
+  <w:style w:type="paragraph" w:styleId="Heading6">
+    <w:name w:val="heading 6"/>
+    <w:basedOn w:val="Normal"/>
+    <w:next w:val="BodyText"/>
+    <w:uiPriority w:val="9"/>
+    <w:unhideWhenUsed/>
+    <w:qFormat/>
+    <w:pPr>
+      <w:keepNext/>
+      <w:keepLines/>
+      <w:spacing w:before="200" w:after="0"/>
+      <w:outlineLvl w:val="5"/>
+    </w:pPr>
+    <w:rPr>
+      <w:rFonts w:asciiTheme="majorHAnsi" w:eastAsiaTheme="majorEastAsia" w:hAnsiTheme="majorHAnsi" w:cstheme="majorBidi"/>
+      <w:color w:val="4F81BD" w:themeColor="accent1"/>
+    </w:rPr>
+  </w:style>
+  <w:style w:type="paragraph" w:styleId="Heading7">
+    <w:name w:val="heading 7"/>
+    <w:basedOn w:val="Normal"/>
+    <w:next w:val="BodyText"/>
+    <w:uiPriority w:val="9"/>
+    <w:unhideWhenUsed/>
+    <w:qFormat/>
+    <w:pPr>
+      <w:keepNext/>
+      <w:keepLines/>
+      <w:spacing w:before="200" w:after="0"/>
+      <w:outlineLvl w:val="6"/>
+    </w:pPr>
+    <w:rPr>
+      <w:rFonts w:asciiTheme="majorHAnsi" w:eastAsiaTheme="majorEastAsia" w:hAnsiTheme="majorHAnsi" w:cstheme="majorBidi"/>
+      <w:color w:val="4F81BD" w:themeColor="accent1"/>
+    </w:rPr>
+  </w:style>
+  <w:style w:type="paragraph" w:styleId="Heading8">
+    <w:name w:val="heading 8"/>
+    <w:basedOn w:val="Normal"/>
+    <w:next w:val="BodyText"/>
+    <w:uiPriority w:val="9"/>
+    <w:unhideWhenUsed/>
+    <w:qFormat/>
+    <w:pPr>
+      <w:keepNext/>
+      <w:keepLines/>
+      <w:spacing w:before="200" w:after="0"/>
+      <w:outlineLvl w:val="7"/>
+    </w:pPr>
+    <w:rPr>
+      <w:rFonts w:asciiTheme="majorHAnsi" w:eastAsiaTheme="majorEastAsia" w:hAnsiTheme="majorHAnsi" w:cstheme="majorBidi"/>
+      <w:color w:val="4F81BD" w:themeColor="accent1"/>
+    </w:rPr>
+  </w:style>
+  <w:style w:type="paragraph" w:styleId="Heading9">
+    <w:name w:val="heading 9"/>
+    <w:basedOn w:val="Normal"/>
+    <w:next w:val="BodyText"/>
+    <w:uiPriority w:val="9"/>
+    <w:unhideWhenUsed/>
+    <w:qFormat/>
+    <w:pPr>
+      <w:keepNext/>
+      <w:keepLines/>
+      <w:spacing w:before="200" w:after="0"/>
+      <w:outlineLvl w:val="8"/>
+    </w:pPr>
+    <w:rPr>
+      <w:rFonts w:asciiTheme="majorHAnsi" w:eastAsiaTheme="majorEastAsia" w:hAnsiTheme="majorHAnsi" w:cstheme="majorBidi"/>
+      <w:color w:val="4F81BD" w:themeColor="accent1"/>
+    </w:rPr>
+  </w:style>
+  <w:style w:type="character" w:default="1" w:styleId="DefaultParagraphFont">
+    <w:name w:val="Default Paragraph Font"/>
+    <w:uiPriority w:val="1"/>
+    <w:semiHidden/>
+    <w:unhideWhenUsed/>
+  </w:style>
+  <w:style w:type="table" w:default="1" w:styleId="TableNormal">
+    <w:name w:val="Normal Table"/>
+    <w:uiPriority w:val="99"/>
+    <w:semiHidden/>
+    <w:unhideWhenUsed/>
+    <w:tblPr>
+      <w:tblInd w:w="0" w:type="dxa"/>
+      <w:tblCellMar>
+        <w:top w:w="0" w:type="dxa"/>
+        <w:left w:w="108" w:type="dxa"/>
+        <w:bottom w:w="0" w:type="dxa"/>
+        <w:right w:w="108" w:type="dxa"/>
+      </w:tblCellMar>
+    </w:tblPr>
+  </w:style>
+  <w:style w:type="numbering" w:default="1" w:styleId="NoList">
+    <w:name w:val="No List"/>
+    <w:uiPriority w:val="99"/>
+    <w:semiHidden/>
+    <w:unhideWhenUsed/>
+  </w:style>
+  <w:style w:type="paragraph" w:styleId="BodyText">
     <w:name w:val="Body Text"/>
     <w:basedOn w:val="Normal"/>
-    <w:link w:val="BodyTextChar"/>
-    <w:pPr>
-      <w:spacing w:after="180" w:before="180"/>
-    </w:pPr>
-    <w:qFormat/>
-  </w:style>
-  <w:style w:customStyle="1" w:styleId="FirstParagraph" w:type="paragraph">
+    <w:qFormat/>
+    <w:pPr>
+      <w:spacing w:before="180" w:after="180"/>
+    </w:pPr>
+  </w:style>
+  <w:style w:type="paragraph" w:customStyle="1" w:styleId="FirstParagraph">
     <w:name w:val="First Paragraph"/>
     <w:basedOn w:val="BodyText"/>
     <w:next w:val="BodyText"/>
     <w:qFormat/>
   </w:style>
-  <w:style w:customStyle="1" w:styleId="Compact" w:type="paragraph">
+  <w:style w:type="paragraph" w:customStyle="1" w:styleId="Compact">
     <w:name w:val="Compact"/>
     <w:basedOn w:val="BodyText"/>
     <w:qFormat/>
     <w:pPr>
-      <w:spacing w:after="36" w:before="36"/>
-    </w:pPr>
-  </w:style>
-  <w:style w:styleId="Title" w:type="paragraph">
+      <w:spacing w:before="36" w:after="36"/>
+    </w:pPr>
+  </w:style>
+  <w:style w:type="paragraph" w:styleId="Title">
     <w:name w:val="Title"/>
     <w:basedOn w:val="Normal"/>
     <w:next w:val="BodyText"/>
@@ -464,35 +919,32 @@
     <w:pPr>
       <w:keepNext/>
       <w:keepLines/>
-      <w:spacing w:after="240" w:before="480"/>
+      <w:spacing w:before="480" w:after="240"/>
       <w:jc w:val="center"/>
     </w:pPr>
     <w:rPr>
-      <w:rFonts w:asciiTheme="majorHAnsi" w:cstheme="majorBidi" w:eastAsiaTheme="majorEastAsia" w:hAnsiTheme="majorHAnsi"/>
+      <w:rFonts w:asciiTheme="majorHAnsi" w:eastAsiaTheme="majorEastAsia" w:hAnsiTheme="majorHAnsi" w:cstheme="majorBidi"/>
       <w:b/>
       <w:bCs/>
-      <w:color w:themeColor="accent1" w:themeShade="B5" w:val="345A8A"/>
+      <w:color w:val="345A8A" w:themeColor="accent1" w:themeShade="B5"/>
       <w:sz w:val="36"/>
       <w:szCs w:val="36"/>
     </w:rPr>
   </w:style>
-  <w:style w:styleId="Subtitle" w:type="paragraph">
+  <w:style w:type="paragraph" w:styleId="Subtitle">
     <w:name w:val="Subtitle"/>
     <w:basedOn w:val="Title"/>
     <w:next w:val="BodyText"/>
     <w:qFormat/>
     <w:pPr>
-      <w:keepNext/>
-      <w:keepLines/>
-      <w:spacing w:after="240" w:before="240"/>
-      <w:jc w:val="center"/>
+      <w:spacing w:before="240"/>
     </w:pPr>
     <w:rPr>
       <w:sz w:val="30"/>
       <w:szCs w:val="30"/>
     </w:rPr>
   </w:style>
-  <w:style w:customStyle="1" w:styleId="Author" w:type="paragraph">
+  <w:style w:type="paragraph" w:customStyle="1" w:styleId="Author">
     <w:name w:val="Author"/>
     <w:next w:val="BodyText"/>
     <w:qFormat/>
@@ -502,7 +954,7 @@
       <w:jc w:val="center"/>
     </w:pPr>
   </w:style>
-  <w:style w:styleId="Date" w:type="paragraph">
+  <w:style w:type="paragraph" w:styleId="Date">
     <w:name w:val="Date"/>
     <w:next w:val="BodyText"/>
     <w:qFormat/>
@@ -512,7 +964,7 @@
       <w:jc w:val="center"/>
     </w:pPr>
   </w:style>
-  <w:style w:customStyle="1" w:styleId="AbstractTitle" w:type="paragraph">
+  <w:style w:type="paragraph" w:customStyle="1" w:styleId="AbstractTitle">
     <w:name w:val="Abstract Title"/>
     <w:basedOn w:val="Normal"/>
     <w:next w:val="Abstract"/>
@@ -520,18 +972,17 @@
     <w:pPr>
       <w:keepNext/>
       <w:keepLines/>
+      <w:spacing w:before="300" w:after="0"/>
       <w:jc w:val="center"/>
-      <w:spacing w:after="0" w:before="300"/>
-    </w:pPr>
-    <w:rPr>
+    </w:pPr>
+    <w:rPr>
+      <w:b/>
+      <w:color w:val="345A8A"/>
       <w:sz w:val="20"/>
       <w:szCs w:val="20"/>
-      <w:b/>
-      <w:color w:val="345A8A"/>
-      &gt;
-    </w:rPr>
-  </w:style>
-  <w:style w:customStyle="1" w:styleId="Abstract" w:type="paragraph">
+    </w:rPr>
+  </w:style>
+  <w:style w:type="paragraph" w:customStyle="1" w:styleId="Abstract">
     <w:name w:val="Abstract"/>
     <w:basedOn w:val="Normal"/>
     <w:next w:val="BodyText"/>
@@ -539,210 +990,19 @@
     <w:pPr>
       <w:keepNext/>
       <w:keepLines/>
-      <w:spacing w:after="300" w:before="100"/>
+      <w:spacing w:before="100" w:after="300"/>
     </w:pPr>
     <w:rPr>
       <w:sz w:val="20"/>
       <w:szCs w:val="20"/>
     </w:rPr>
   </w:style>
-  <w:style w:styleId="Bibliography" w:type="paragraph">
+  <w:style w:type="paragraph" w:styleId="Bibliography">
     <w:name w:val="Bibliography"/>
     <w:basedOn w:val="Normal"/>
-    <w:next w:val="Bibliography"/>
-    <w:qFormat/>
-    <w:pPr/>
-    <w:rPr/>
-  </w:style>
-  <w:style w:styleId="Heading1" w:type="paragraph">
-    <w:name w:val="Heading 1"/>
-    <w:basedOn w:val="Normal"/>
-    <w:next w:val="BodyText"/>
-    <w:uiPriority w:val="9"/>
-    <w:qFormat/>
-    <w:pPr>
-      <w:keepNext/>
-      <w:keepLines/>
-      <w:spacing w:after="0" w:before="480"/>
-      <w:outlineLvl w:val="0"/>
-    </w:pPr>
-    <w:rPr>
-      <w:rFonts w:asciiTheme="majorHAnsi" w:cstheme="majorBidi" w:eastAsiaTheme="majorEastAsia" w:hAnsiTheme="majorHAnsi"/>
-      <w:b/>
-      <w:bCs/>
-      <w:color w:themeColor="accent1" w:val="4F81BD"/>
-      <w:sz w:val="32"/>
-      <w:szCs w:val="32"/>
-    </w:rPr>
-  </w:style>
-  <w:style w:styleId="Heading2" w:type="paragraph">
-    <w:name w:val="Heading 2"/>
-    <w:basedOn w:val="Normal"/>
-    <w:next w:val="BodyText"/>
-    <w:uiPriority w:val="9"/>
-    <w:unhideWhenUsed/>
-    <w:qFormat/>
-    <w:pPr>
-      <w:keepNext/>
-      <w:keepLines/>
-      <w:spacing w:after="0" w:before="200"/>
-      <w:outlineLvl w:val="1"/>
-    </w:pPr>
-    <w:rPr>
-      <w:rFonts w:asciiTheme="majorHAnsi" w:cstheme="majorBidi" w:eastAsiaTheme="majorEastAsia" w:hAnsiTheme="majorHAnsi"/>
-      <w:b/>
-      <w:bCs/>
-      <w:color w:themeColor="accent1" w:val="4F81BD"/>
-      <w:sz w:val="28"/>
-      <w:szCs w:val="28"/>
-    </w:rPr>
-  </w:style>
-  <w:style w:styleId="Heading3" w:type="paragraph">
-    <w:name w:val="Heading 3"/>
-    <w:basedOn w:val="Normal"/>
-    <w:next w:val="BodyText"/>
-    <w:uiPriority w:val="9"/>
-    <w:unhideWhenUsed/>
-    <w:qFormat/>
-    <w:pPr>
-      <w:keepNext/>
-      <w:keepLines/>
-      <w:spacing w:after="0" w:before="200"/>
-      <w:outlineLvl w:val="2"/>
-    </w:pPr>
-    <w:rPr>
-      <w:rFonts w:asciiTheme="majorHAnsi" w:cstheme="majorBidi" w:eastAsiaTheme="majorEastAsia" w:hAnsiTheme="majorHAnsi"/>
-      <w:b/>
-      <w:bCs/>
-      <w:color w:themeColor="accent1" w:val="4F81BD"/>
-      <w:sz w:val="24"/>
-      <w:szCs w:val="24"/>
-    </w:rPr>
-  </w:style>
-  <w:style w:styleId="Heading4" w:type="paragraph">
-    <w:name w:val="Heading 4"/>
-    <w:basedOn w:val="Normal"/>
-    <w:next w:val="BodyText"/>
-    <w:uiPriority w:val="9"/>
-    <w:unhideWhenUsed/>
-    <w:qFormat/>
-    <w:pPr>
-      <w:keepNext/>
-      <w:keepLines/>
-      <w:spacing w:after="0" w:before="200"/>
-      <w:outlineLvl w:val="3"/>
-    </w:pPr>
-    <w:rPr>
-      <w:rFonts w:asciiTheme="majorHAnsi" w:cstheme="majorBidi" w:eastAsiaTheme="majorEastAsia" w:hAnsiTheme="majorHAnsi"/>
-      <w:i/>
-      <w:bCs/>
-      <w:color w:themeColor="accent1" w:val="4F81BD"/>
-      <w:sz w:val="24"/>
-      <w:szCs w:val="24"/>
-    </w:rPr>
-  </w:style>
-  <w:style w:styleId="Heading5" w:type="paragraph">
-    <w:name w:val="Heading 5"/>
-    <w:basedOn w:val="Normal"/>
-    <w:next w:val="BodyText"/>
-    <w:uiPriority w:val="9"/>
-    <w:unhideWhenUsed/>
-    <w:qFormat/>
-    <w:pPr>
-      <w:keepNext/>
-      <w:keepLines/>
-      <w:spacing w:after="0" w:before="200"/>
-      <w:outlineLvl w:val="4"/>
-    </w:pPr>
-    <w:rPr>
-      <w:rFonts w:asciiTheme="majorHAnsi" w:cstheme="majorBidi" w:eastAsiaTheme="majorEastAsia" w:hAnsiTheme="majorHAnsi"/>
-      <w:iCs/>
-      <w:color w:themeColor="accent1" w:val="4F81BD"/>
-      <w:sz w:val="24"/>
-      <w:szCs w:val="24"/>
-    </w:rPr>
-  </w:style>
-  <w:style w:styleId="Heading6" w:type="paragraph">
-    <w:name w:val="Heading 6"/>
-    <w:basedOn w:val="Normal"/>
-    <w:next w:val="BodyText"/>
-    <w:uiPriority w:val="9"/>
-    <w:unhideWhenUsed/>
-    <w:qFormat/>
-    <w:pPr>
-      <w:keepNext/>
-      <w:keepLines/>
-      <w:spacing w:after="0" w:before="200"/>
-      <w:outlineLvl w:val="5"/>
-    </w:pPr>
-    <w:rPr>
-      <w:rFonts w:asciiTheme="majorHAnsi" w:cstheme="majorBidi" w:eastAsiaTheme="majorEastAsia" w:hAnsiTheme="majorHAnsi"/>
-      <w:color w:themeColor="accent1" w:val="4F81BD"/>
-      <w:sz w:val="24"/>
-      <w:szCs w:val="24"/>
-    </w:rPr>
-  </w:style>
-  <w:style w:styleId="Heading7" w:type="paragraph">
-    <w:name w:val="Heading 7"/>
-    <w:basedOn w:val="Normal"/>
-    <w:next w:val="BodyText"/>
-    <w:uiPriority w:val="9"/>
-    <w:unhideWhenUsed/>
-    <w:qFormat/>
-    <w:pPr>
-      <w:keepNext/>
-      <w:keepLines/>
-      <w:spacing w:after="0" w:before="200"/>
-      <w:outlineLvl w:val="6"/>
-    </w:pPr>
-    <w:rPr>
-      <w:rFonts w:asciiTheme="majorHAnsi" w:cstheme="majorBidi" w:eastAsiaTheme="majorEastAsia" w:hAnsiTheme="majorHAnsi"/>
-      <w:color w:themeColor="accent1" w:val="4F81BD"/>
-      <w:sz w:val="24"/>
-      <w:szCs w:val="24"/>
-    </w:rPr>
-  </w:style>
-  <w:style w:styleId="Heading8" w:type="paragraph">
-    <w:name w:val="Heading 8"/>
-    <w:basedOn w:val="Normal"/>
-    <w:next w:val="BodyText"/>
-    <w:uiPriority w:val="9"/>
-    <w:unhideWhenUsed/>
-    <w:qFormat/>
-    <w:pPr>
-      <w:keepNext/>
-      <w:keepLines/>
-      <w:spacing w:after="0" w:before="200"/>
-      <w:outlineLvl w:val="7"/>
-    </w:pPr>
-    <w:rPr>
-      <w:rFonts w:asciiTheme="majorHAnsi" w:cstheme="majorBidi" w:eastAsiaTheme="majorEastAsia" w:hAnsiTheme="majorHAnsi"/>
-      <w:color w:themeColor="accent1" w:val="4F81BD"/>
-      <w:sz w:val="24"/>
-      <w:szCs w:val="24"/>
-    </w:rPr>
-  </w:style>
-  <w:style w:styleId="Heading9" w:type="paragraph">
-    <w:name w:val="Heading 9"/>
-    <w:basedOn w:val="Normal"/>
-    <w:next w:val="BodyText"/>
-    <w:uiPriority w:val="9"/>
-    <w:unhideWhenUsed/>
-    <w:qFormat/>
-    <w:pPr>
-      <w:keepNext/>
-      <w:keepLines/>
-      <w:spacing w:after="0" w:before="200"/>
-      <w:outlineLvl w:val="8"/>
-    </w:pPr>
-    <w:rPr>
-      <w:rFonts w:asciiTheme="majorHAnsi" w:cstheme="majorBidi" w:eastAsiaTheme="majorEastAsia" w:hAnsiTheme="majorHAnsi"/>
-      <w:color w:themeColor="accent1" w:val="4F81BD"/>
-      <w:sz w:val="24"/>
-      <w:szCs w:val="24"/>
-    </w:rPr>
-  </w:style>
-  <w:style w:styleId="BlockText" w:type="paragraph">
+    <w:qFormat/>
+  </w:style>
+  <w:style w:type="paragraph" w:styleId="BlockText">
     <w:name w:val="Block Text"/>
     <w:basedOn w:val="BodyText"/>
     <w:next w:val="BodyText"/>
@@ -750,55 +1010,47 @@
     <w:unhideWhenUsed/>
     <w:qFormat/>
     <w:pPr>
-      <w:spacing w:after="100" w:before="100"/>
-      <w:ind w:firstLine="0" w:left="480" w:right="480"/>
-    </w:pPr>
-  </w:style>
-  <w:style w:styleId="FootnoteText" w:type="paragraph">
-    <w:name w:val="Footnote Text"/>
-    <w:basedOn w:val="Normal"/>
-    <w:next w:val="FootnoteText"/>
+      <w:spacing w:before="100" w:after="100"/>
+      <w:ind w:left="480" w:right="480"/>
+    </w:pPr>
+  </w:style>
+  <w:style w:type="paragraph" w:styleId="FootnoteText">
+    <w:name w:val="footnote text"/>
+    <w:basedOn w:val="Normal"/>
     <w:uiPriority w:val="9"/>
     <w:unhideWhenUsed/>
     <w:qFormat/>
   </w:style>
-  <w:style w:default="1" w:styleId="DefaultParagraphFont" w:type="character">
-    <w:name w:val="Default Paragraph Font"/>
+  <w:style w:type="table" w:customStyle="1" w:styleId="Table">
+    <w:name w:val="Table"/>
     <w:semiHidden/>
     <w:unhideWhenUsed/>
-  </w:style>
-  <w:style w:default="1" w:styleId="Table" w:type="table">
-    <w:name w:val="Table"/>
-    <w:basedOn w:val="TableNormal"/>
-    <w:semiHidden/>
-    <w:unhideWhenUsed/>
     <w:qFormat/>
     <w:tblPr>
-      <w:tblInd w:type="dxa" w:w="0"/>
+      <w:tblInd w:w="0" w:type="dxa"/>
       <w:tblCellMar>
-        <w:top w:type="dxa" w:w="0"/>
-        <w:left w:type="dxa" w:w="108"/>
-        <w:bottom w:type="dxa" w:w="0"/>
-        <w:right w:type="dxa" w:w="108"/>
+        <w:top w:w="0" w:type="dxa"/>
+        <w:left w:w="108" w:type="dxa"/>
+        <w:bottom w:w="0" w:type="dxa"/>
+        <w:right w:w="108" w:type="dxa"/>
       </w:tblCellMar>
     </w:tblPr>
     <w:tblStylePr w:type="firstRow">
       <w:tblPr>
         <w:jc w:val="left"/>
-        <w:tblInd w:type="dxa" w:w="0"/>
       </w:tblPr>
       <w:trPr>
         <w:jc w:val="left"/>
       </w:trPr>
       <w:tcPr>
+        <w:tcBorders>
+          <w:bottom w:val="single" w:sz="0" w:space="0" w:color="auto"/>
+        </w:tcBorders>
         <w:vAlign w:val="bottom"/>
-        <w:tcBorders>
-          <w:bottom w:val="single"/>
-        </w:tcBorders>
       </w:tcPr>
     </w:tblStylePr>
   </w:style>
-  <w:style w:customStyle="1" w:styleId="DefinitionTerm" w:type="paragraph">
+  <w:style w:type="paragraph" w:customStyle="1" w:styleId="DefinitionTerm">
     <w:name w:val="Definition Term"/>
     <w:basedOn w:val="Normal"/>
     <w:next w:val="Definition"/>
@@ -811,75 +1063,76 @@
       <w:b/>
     </w:rPr>
   </w:style>
-  <w:style w:customStyle="1" w:styleId="Definition" w:type="paragraph">
+  <w:style w:type="paragraph" w:customStyle="1" w:styleId="Definition">
     <w:name w:val="Definition"/>
     <w:basedOn w:val="Normal"/>
   </w:style>
-  <w:style w:styleId="Caption" w:type="paragraph">
-    <w:name w:val="Caption"/>
-    <w:basedOn w:val="Normal"/>
-    <w:link w:val="BodyTextChar"/>
-    <w:pPr>
-      <w:spacing w:after="120" w:before="0"/>
+  <w:style w:type="paragraph" w:styleId="Caption">
+    <w:name w:val="caption"/>
+    <w:basedOn w:val="Normal"/>
+    <w:link w:val="CaptionChar"/>
+    <w:pPr>
+      <w:spacing w:after="120"/>
     </w:pPr>
     <w:rPr>
       <w:i/>
     </w:rPr>
   </w:style>
-  <w:style w:customStyle="1" w:styleId="TableCaption" w:type="paragraph">
+  <w:style w:type="paragraph" w:customStyle="1" w:styleId="TableCaption">
     <w:name w:val="Table Caption"/>
     <w:basedOn w:val="Caption"/>
     <w:pPr>
       <w:keepNext/>
     </w:pPr>
   </w:style>
-  <w:style w:customStyle="1" w:styleId="ImageCaption" w:type="paragraph">
+  <w:style w:type="paragraph" w:customStyle="1" w:styleId="ImageCaption">
     <w:name w:val="Image Caption"/>
     <w:basedOn w:val="Caption"/>
   </w:style>
-  <w:style w:customStyle="1" w:styleId="Figure" w:type="paragraph">
+  <w:style w:type="paragraph" w:customStyle="1" w:styleId="Figure">
     <w:name w:val="Figure"/>
     <w:basedOn w:val="Normal"/>
   </w:style>
-  <w:style w:customStyle="1" w:styleId="CaptionedFigure" w:type="paragraph">
+  <w:style w:type="paragraph" w:customStyle="1" w:styleId="CaptionedFigure">
     <w:name w:val="Captioned Figure"/>
     <w:basedOn w:val="Figure"/>
     <w:pPr>
       <w:keepNext/>
     </w:pPr>
   </w:style>
-  <w:style w:customStyle="1" w:styleId="BodyTextChar" w:type="character">
-    <w:name w:val="Body Text Char"/>
+  <w:style w:type="character" w:customStyle="1" w:styleId="CaptionChar">
+    <w:name w:val="Caption Char"/>
     <w:basedOn w:val="DefaultParagraphFont"/>
-    <w:link w:val="BodyText"/>
-  </w:style>
-  <w:style w:customStyle="1" w:styleId="VerbatimChar" w:type="character">
+    <w:link w:val="Caption"/>
+  </w:style>
+  <w:style w:type="character" w:customStyle="1" w:styleId="VerbatimChar">
     <w:name w:val="Verbatim Char"/>
-    <w:basedOn w:val="BodyTextChar"/>
-    <w:rPr>
-      <w:rFonts w:ascii="Consolas" w:hAnsi="Consolas"/>
-      <w:sz w:val="22"/>
-    </w:rPr>
-  </w:style>
-  <w:style w:customStyle="1" w:styleId="SectionNumber" w:type="character">
+    <w:basedOn w:val="CaptionChar"/>
+    <w:link w:val="SourceCode"/>
+    <w:rPr>
+      <w:rFonts w:ascii="Consolas" w:hAnsi="Consolas"/>
+      <w:sz w:val="22"/>
+    </w:rPr>
+  </w:style>
+  <w:style w:type="character" w:customStyle="1" w:styleId="SectionNumber">
     <w:name w:val="Section Number"/>
-    <w:basedOn w:val="BodyTextChar"/>
-  </w:style>
-  <w:style w:styleId="FootnoteReference" w:type="character">
-    <w:name w:val="Footnote Reference"/>
-    <w:basedOn w:val="BodyTextChar"/>
+    <w:basedOn w:val="CaptionChar"/>
+  </w:style>
+  <w:style w:type="character" w:styleId="FootnoteReference">
+    <w:name w:val="footnote reference"/>
+    <w:basedOn w:val="CaptionChar"/>
     <w:rPr>
       <w:vertAlign w:val="superscript"/>
     </w:rPr>
   </w:style>
-  <w:style w:styleId="Hyperlink" w:type="character">
+  <w:style w:type="character" w:styleId="Hyperlink">
     <w:name w:val="Hyperlink"/>
-    <w:basedOn w:val="BodyTextChar"/>
-    <w:rPr>
-      <w:color w:themeColor="accent1" w:val="4F81BD"/>
-    </w:rPr>
-  </w:style>
-  <w:style w:styleId="TOCHeading" w:type="paragraph">
+    <w:basedOn w:val="CaptionChar"/>
+    <w:rPr>
+      <w:color w:val="4F81BD" w:themeColor="accent1"/>
+    </w:rPr>
+  </w:style>
+  <w:style w:type="paragraph" w:styleId="TOCHeading">
     <w:name w:val="TOC Heading"/>
     <w:basedOn w:val="Heading1"/>
     <w:next w:val="BodyText"/>
@@ -891,10 +1144,9 @@
       <w:outlineLvl w:val="9"/>
     </w:pPr>
     <w:rPr>
-      <w:rFonts w:asciiTheme="majorHAnsi" w:cstheme="majorBidi" w:eastAsiaTheme="majorEastAsia" w:hAnsiTheme="majorHAnsi"/>
       <w:b w:val="0"/>
       <w:bCs w:val="0"/>
-      <w:color w:themeColor="accent1" w:themeShade="BF" w:val="365F91"/>
+      <w:color w:val="365F91" w:themeColor="accent1" w:themeShade="BF"/>
     </w:rPr>
   </w:style>
   <w:style w:type="paragraph" w:customStyle="1" w:styleId="SourceCode">
@@ -902,234 +1154,299 @@
     <w:basedOn w:val="Normal"/>
     <w:link w:val="VerbatimChar"/>
     <w:pPr>
-      <w:wordWrap w:val="off"/>
+      <w:wordWrap w:val="0"/>
     </w:pPr>
   </w:style>
   <w:style w:type="character" w:customStyle="1" w:styleId="KeywordTok">
     <w:name w:val="KeywordTok"/>
     <w:basedOn w:val="VerbatimChar"/>
     <w:rPr>
+      <w:rFonts w:ascii="Consolas" w:hAnsi="Consolas"/>
+      <w:b/>
       <w:color w:val="007020"/>
-      <w:b/>
+      <w:sz w:val="22"/>
     </w:rPr>
   </w:style>
   <w:style w:type="character" w:customStyle="1" w:styleId="DataTypeTok">
     <w:name w:val="DataTypeTok"/>
     <w:basedOn w:val="VerbatimChar"/>
     <w:rPr>
+      <w:rFonts w:ascii="Consolas" w:hAnsi="Consolas"/>
       <w:color w:val="902000"/>
+      <w:sz w:val="22"/>
     </w:rPr>
   </w:style>
   <w:style w:type="character" w:customStyle="1" w:styleId="DecValTok">
     <w:name w:val="DecValTok"/>
     <w:basedOn w:val="VerbatimChar"/>
     <w:rPr>
-      <w:color w:val="40a070"/>
+      <w:rFonts w:ascii="Consolas" w:hAnsi="Consolas"/>
+      <w:color w:val="40A070"/>
+      <w:sz w:val="22"/>
     </w:rPr>
   </w:style>
   <w:style w:type="character" w:customStyle="1" w:styleId="BaseNTok">
     <w:name w:val="BaseNTok"/>
     <w:basedOn w:val="VerbatimChar"/>
     <w:rPr>
-      <w:color w:val="40a070"/>
+      <w:rFonts w:ascii="Consolas" w:hAnsi="Consolas"/>
+      <w:color w:val="40A070"/>
+      <w:sz w:val="22"/>
     </w:rPr>
   </w:style>
   <w:style w:type="character" w:customStyle="1" w:styleId="FloatTok">
     <w:name w:val="FloatTok"/>
     <w:basedOn w:val="VerbatimChar"/>
     <w:rPr>
-      <w:color w:val="40a070"/>
+      <w:rFonts w:ascii="Consolas" w:hAnsi="Consolas"/>
+      <w:color w:val="40A070"/>
+      <w:sz w:val="22"/>
     </w:rPr>
   </w:style>
   <w:style w:type="character" w:customStyle="1" w:styleId="ConstantTok">
     <w:name w:val="ConstantTok"/>
     <w:basedOn w:val="VerbatimChar"/>
     <w:rPr>
+      <w:rFonts w:ascii="Consolas" w:hAnsi="Consolas"/>
       <w:color w:val="880000"/>
+      <w:sz w:val="22"/>
     </w:rPr>
   </w:style>
   <w:style w:type="character" w:customStyle="1" w:styleId="CharTok">
     <w:name w:val="CharTok"/>
     <w:basedOn w:val="VerbatimChar"/>
     <w:rPr>
-      <w:color w:val="4070a0"/>
+      <w:rFonts w:ascii="Consolas" w:hAnsi="Consolas"/>
+      <w:color w:val="4070A0"/>
+      <w:sz w:val="22"/>
     </w:rPr>
   </w:style>
   <w:style w:type="character" w:customStyle="1" w:styleId="SpecialCharTok">
     <w:name w:val="SpecialCharTok"/>
     <w:basedOn w:val="VerbatimChar"/>
     <w:rPr>
-      <w:color w:val="4070a0"/>
+      <w:rFonts w:ascii="Consolas" w:hAnsi="Consolas"/>
+      <w:color w:val="4070A0"/>
+      <w:sz w:val="22"/>
     </w:rPr>
   </w:style>
   <w:style w:type="character" w:customStyle="1" w:styleId="StringTok">
     <w:name w:val="StringTok"/>
     <w:basedOn w:val="VerbatimChar"/>
     <w:rPr>
-      <w:color w:val="4070a0"/>
+      <w:rFonts w:ascii="Consolas" w:hAnsi="Consolas"/>
+      <w:color w:val="4070A0"/>
+      <w:sz w:val="22"/>
     </w:rPr>
   </w:style>
   <w:style w:type="character" w:customStyle="1" w:styleId="VerbatimStringTok">
     <w:name w:val="VerbatimStringTok"/>
     <w:basedOn w:val="VerbatimChar"/>
     <w:rPr>
-      <w:color w:val="4070a0"/>
+      <w:rFonts w:ascii="Consolas" w:hAnsi="Consolas"/>
+      <w:color w:val="4070A0"/>
+      <w:sz w:val="22"/>
     </w:rPr>
   </w:style>
   <w:style w:type="character" w:customStyle="1" w:styleId="SpecialStringTok">
     <w:name w:val="SpecialStringTok"/>
     <w:basedOn w:val="VerbatimChar"/>
     <w:rPr>
-      <w:color w:val="bb6688"/>
+      <w:rFonts w:ascii="Consolas" w:hAnsi="Consolas"/>
+      <w:color w:val="BB6688"/>
+      <w:sz w:val="22"/>
     </w:rPr>
   </w:style>
   <w:style w:type="character" w:customStyle="1" w:styleId="ImportTok">
     <w:name w:val="ImportTok"/>
     <w:basedOn w:val="VerbatimChar"/>
     <w:rPr>
+      <w:rFonts w:ascii="Consolas" w:hAnsi="Consolas"/>
+      <w:b/>
       <w:color w:val="008000"/>
-      <w:b/>
+      <w:sz w:val="22"/>
     </w:rPr>
   </w:style>
   <w:style w:type="character" w:customStyle="1" w:styleId="CommentTok">
     <w:name w:val="CommentTok"/>
     <w:basedOn w:val="VerbatimChar"/>
     <w:rPr>
-      <w:color w:val="60a0b0"/>
+      <w:rFonts w:ascii="Consolas" w:hAnsi="Consolas"/>
       <w:i/>
+      <w:color w:val="60A0B0"/>
+      <w:sz w:val="22"/>
     </w:rPr>
   </w:style>
   <w:style w:type="character" w:customStyle="1" w:styleId="DocumentationTok">
     <w:name w:val="DocumentationTok"/>
     <w:basedOn w:val="VerbatimChar"/>
     <w:rPr>
-      <w:color w:val="ba2121"/>
+      <w:rFonts w:ascii="Consolas" w:hAnsi="Consolas"/>
       <w:i/>
+      <w:color w:val="BA2121"/>
+      <w:sz w:val="22"/>
     </w:rPr>
   </w:style>
   <w:style w:type="character" w:customStyle="1" w:styleId="AnnotationTok">
     <w:name w:val="AnnotationTok"/>
     <w:basedOn w:val="VerbatimChar"/>
     <w:rPr>
-      <w:color w:val="60a0b0"/>
+      <w:rFonts w:ascii="Consolas" w:hAnsi="Consolas"/>
       <w:b/>
       <w:i/>
+      <w:color w:val="60A0B0"/>
+      <w:sz w:val="22"/>
     </w:rPr>
   </w:style>
   <w:style w:type="character" w:customStyle="1" w:styleId="CommentVarTok">
     <w:name w:val="CommentVarTok"/>
     <w:basedOn w:val="VerbatimChar"/>
     <w:rPr>
-      <w:color w:val="60a0b0"/>
+      <w:rFonts w:ascii="Consolas" w:hAnsi="Consolas"/>
       <w:b/>
       <w:i/>
+      <w:color w:val="60A0B0"/>
+      <w:sz w:val="22"/>
     </w:rPr>
   </w:style>
   <w:style w:type="character" w:customStyle="1" w:styleId="OtherTok">
     <w:name w:val="OtherTok"/>
     <w:basedOn w:val="VerbatimChar"/>
     <w:rPr>
+      <w:rFonts w:ascii="Consolas" w:hAnsi="Consolas"/>
       <w:color w:val="007020"/>
+      <w:sz w:val="22"/>
     </w:rPr>
   </w:style>
   <w:style w:type="character" w:customStyle="1" w:styleId="FunctionTok">
     <w:name w:val="FunctionTok"/>
     <w:basedOn w:val="VerbatimChar"/>
     <w:rPr>
-      <w:color w:val="06287e"/>
+      <w:rFonts w:ascii="Consolas" w:hAnsi="Consolas"/>
+      <w:color w:val="06287E"/>
+      <w:sz w:val="22"/>
     </w:rPr>
   </w:style>
   <w:style w:type="character" w:customStyle="1" w:styleId="VariableTok">
     <w:name w:val="VariableTok"/>
     <w:basedOn w:val="VerbatimChar"/>
     <w:rPr>
-      <w:color w:val="19177c"/>
+      <w:rFonts w:ascii="Consolas" w:hAnsi="Consolas"/>
+      <w:color w:val="19177C"/>
+      <w:sz w:val="22"/>
     </w:rPr>
   </w:style>
   <w:style w:type="character" w:customStyle="1" w:styleId="ControlFlowTok">
     <w:name w:val="ControlFlowTok"/>
     <w:basedOn w:val="VerbatimChar"/>
     <w:rPr>
+      <w:rFonts w:ascii="Consolas" w:hAnsi="Consolas"/>
+      <w:b/>
       <w:color w:val="007020"/>
-      <w:b/>
+      <w:sz w:val="22"/>
     </w:rPr>
   </w:style>
   <w:style w:type="character" w:customStyle="1" w:styleId="OperatorTok">
     <w:name w:val="OperatorTok"/>
     <w:basedOn w:val="VerbatimChar"/>
     <w:rPr>
+      <w:rFonts w:ascii="Consolas" w:hAnsi="Consolas"/>
       <w:color w:val="666666"/>
+      <w:sz w:val="22"/>
     </w:rPr>
   </w:style>
   <w:style w:type="character" w:customStyle="1" w:styleId="BuiltInTok">
     <w:name w:val="BuiltInTok"/>
     <w:basedOn w:val="VerbatimChar"/>
     <w:rPr>
+      <w:rFonts w:ascii="Consolas" w:hAnsi="Consolas"/>
       <w:color w:val="008000"/>
+      <w:sz w:val="22"/>
     </w:rPr>
   </w:style>
   <w:style w:type="character" w:customStyle="1" w:styleId="ExtensionTok">
     <w:name w:val="ExtensionTok"/>
     <w:basedOn w:val="VerbatimChar"/>
-    <w:rPr/>
+    <w:rPr>
+      <w:rFonts w:ascii="Consolas" w:hAnsi="Consolas"/>
+      <w:sz w:val="22"/>
+    </w:rPr>
   </w:style>
   <w:style w:type="character" w:customStyle="1" w:styleId="PreprocessorTok">
     <w:name w:val="PreprocessorTok"/>
     <w:basedOn w:val="VerbatimChar"/>
     <w:rPr>
-      <w:color w:val="bc7a00"/>
+      <w:rFonts w:ascii="Consolas" w:hAnsi="Consolas"/>
+      <w:color w:val="BC7A00"/>
+      <w:sz w:val="22"/>
     </w:rPr>
   </w:style>
   <w:style w:type="character" w:customStyle="1" w:styleId="AttributeTok">
     <w:name w:val="AttributeTok"/>
     <w:basedOn w:val="VerbatimChar"/>
     <w:rPr>
-      <w:color w:val="7d9029"/>
+      <w:rFonts w:ascii="Consolas" w:hAnsi="Consolas"/>
+      <w:color w:val="7D9029"/>
+      <w:sz w:val="22"/>
     </w:rPr>
   </w:style>
   <w:style w:type="character" w:customStyle="1" w:styleId="RegionMarkerTok">
     <w:name w:val="RegionMarkerTok"/>
     <w:basedOn w:val="VerbatimChar"/>
-    <w:rPr/>
+    <w:rPr>
+      <w:rFonts w:ascii="Consolas" w:hAnsi="Consolas"/>
+      <w:sz w:val="22"/>
+    </w:rPr>
   </w:style>
   <w:style w:type="character" w:customStyle="1" w:styleId="InformationTok">
     <w:name w:val="InformationTok"/>
     <w:basedOn w:val="VerbatimChar"/>
     <w:rPr>
-      <w:color w:val="60a0b0"/>
+      <w:rFonts w:ascii="Consolas" w:hAnsi="Consolas"/>
       <w:b/>
       <w:i/>
+      <w:color w:val="60A0B0"/>
+      <w:sz w:val="22"/>
     </w:rPr>
   </w:style>
   <w:style w:type="character" w:customStyle="1" w:styleId="WarningTok">
     <w:name w:val="WarningTok"/>
     <w:basedOn w:val="VerbatimChar"/>
     <w:rPr>
-      <w:color w:val="60a0b0"/>
+      <w:rFonts w:ascii="Consolas" w:hAnsi="Consolas"/>
       <w:b/>
       <w:i/>
+      <w:color w:val="60A0B0"/>
+      <w:sz w:val="22"/>
     </w:rPr>
   </w:style>
   <w:style w:type="character" w:customStyle="1" w:styleId="AlertTok">
     <w:name w:val="AlertTok"/>
     <w:basedOn w:val="VerbatimChar"/>
     <w:rPr>
-      <w:color w:val="ff0000"/>
+      <w:rFonts w:ascii="Consolas" w:hAnsi="Consolas"/>
       <w:b/>
+      <w:color w:val="FF0000"/>
+      <w:sz w:val="22"/>
     </w:rPr>
   </w:style>
   <w:style w:type="character" w:customStyle="1" w:styleId="ErrorTok">
     <w:name w:val="ErrorTok"/>
     <w:basedOn w:val="VerbatimChar"/>
     <w:rPr>
-      <w:color w:val="ff0000"/>
+      <w:rFonts w:ascii="Consolas" w:hAnsi="Consolas"/>
       <w:b/>
+      <w:color w:val="FF0000"/>
+      <w:sz w:val="22"/>
     </w:rPr>
   </w:style>
   <w:style w:type="character" w:customStyle="1" w:styleId="NormalTok">
     <w:name w:val="NormalTok"/>
     <w:basedOn w:val="VerbatimChar"/>
-    <w:rPr/>
+    <w:rPr>
+      <w:rFonts w:ascii="Consolas" w:hAnsi="Consolas"/>
+      <w:sz w:val="22"/>
+    </w:rPr>
   </w:style>
 </w:styles>
 </file>

--- a/Chapter 8 - Books.docx
+++ b/Chapter 8 - Books.docx
@@ -32,7 +32,13 @@
         <w:pStyle w:val="BodyText"/>
       </w:pPr>
       <w:r>
-        <w:t xml:space="preserve">He didn’t know quite what to do with himself. It seemed too peculiar to go and sit in his tent. I mean just that phrase was pretty odd. </w:t>
+        <w:t xml:space="preserve">He didn’t know quite what to do with himself. It seemed too peculiar to go and sit in his tent. </w:t>
+      </w:r>
+      <w:r>
+        <w:t>J</w:t>
+      </w:r>
+      <w:r>
+        <w:t xml:space="preserve">ust that phrase was pretty odd. </w:t>
       </w:r>
     </w:p>
     <w:p>
@@ -84,7 +90,17 @@
         <w:pStyle w:val="BodyText"/>
       </w:pPr>
       <w:r>
-        <w:t>Klee found looking up at her a tad awkward. Like just about every conversation between two English people who didn’t know each other well, and, actually, like many conversations between English people who did know each other well. And of course, through his entire career, as soon as anyone knew you were a policeman, in their heads, he realised, even the most innocent, law-abiding citizens, they did this thing. They thought of the thing that they didn’t want a policeman to know.</w:t>
+        <w:t xml:space="preserve">Klee found looking up at her a tad awkward. Like just about every conversation between two English people who didn’t know each other well, and, actually, like many conversations between English people who </w:t>
+      </w:r>
+      <w:r>
+        <w:rPr>
+          <w:i/>
+          <w:iCs/>
+        </w:rPr>
+        <w:t>did</w:t>
+      </w:r>
+      <w:r>
+        <w:t xml:space="preserve"> know each other well. And of course, through his entire career, as soon as anyone knew you were a policeman, in their heads, he realised, even the most innocent, law-abiding citizens, they did this thing. They thought of the thing that they didn’t want a policeman to know.</w:t>
       </w:r>
     </w:p>
     <w:p>
@@ -117,7 +133,13 @@
         <w:pStyle w:val="BodyText"/>
       </w:pPr>
       <w:r>
-        <w:t>Laundry. Klee didn’t want to admit that he only had the clothes he stood up in. “I don’t have anything for you just now.”</w:t>
+        <w:t>Laundry. Klee didn’t want to admit that he only had the clothes he stood up in.</w:t>
+      </w:r>
+      <w:r>
+        <w:t xml:space="preserve"> Not to self. Order t-shirts and pants online.</w:t>
+      </w:r>
+      <w:r>
+        <w:t xml:space="preserve"> “I don’t have anything for you just now.”</w:t>
       </w:r>
     </w:p>
     <w:p>
@@ -149,15 +171,22 @@
       </w:r>
       <w:r>
         <w:br/>
-        <w:t>“Ha kitchen! You mean where he has his hotplate?”</w:t>
-      </w:r>
-    </w:p>
-    <w:p>
-      <w:pPr>
-        <w:pStyle w:val="BodyText"/>
-      </w:pPr>
-      <w:r>
-        <w:t>“No, it’s in the back?”</w:t>
+        <w:t xml:space="preserve">“Ha kitchen! </w:t>
+      </w:r>
+      <w:r>
+        <w:t xml:space="preserve">Oh, that horrible pokey little place </w:t>
+      </w:r>
+      <w:r>
+        <w:t>where he has his hotplate?</w:t>
+      </w:r>
+      <w:r>
+        <w:t xml:space="preserve"> </w:t>
+      </w:r>
+      <w:r>
+        <w:t>No, it’s in the back</w:t>
+      </w:r>
+      <w:r>
+        <w:t>. In the big back room.”</w:t>
       </w:r>
       <w:r>
         <w:br/>
@@ -205,9 +234,6 @@
         <w:br/>
         <w:t>“Yes,” said Mrs Ting, a little shortly. He could see that the temper he’d seen when he’d knocked to get the keys was never far from the surface. “But they’re only the picture books and the books that won’t fit on the shelves. Most of the books are in the back room.”</w:t>
       </w:r>
-      <w:r>
-        <w:br/>
-      </w:r>
     </w:p>
     <w:p>
       <w:pPr>
@@ -225,7 +251,13 @@
         <w:pStyle w:val="BodyText"/>
       </w:pPr>
       <w:r>
-        <w:t xml:space="preserve">He’d missed an entire room! And, in the nature of this building. It wasn’t just a normal sized room. It was the Sunday school room at the back of the building. And it was the same size as the chapel but without any of the fixtures and fittings. No pulpit, no organ. No balcony. Just a rectangular box. A rectangular box, about the size of a tennis court. Filled with books. </w:t>
+        <w:t>He’d missed an entire room! And, in the nature of this building. It wasn’t just a normal sized room. It was the Sunday school room at the back of the building. And it was the same size as the chapel but without any of the fixtures and fittings.</w:t>
+      </w:r>
+      <w:r>
+        <w:t xml:space="preserve"> Was it bigger? It might have been bigger.</w:t>
+      </w:r>
+      <w:r>
+        <w:t xml:space="preserve"> No pulpit, no organ. No balcony. Just a rectangular box. A rectangular box, about the size of a tennis court. Filled with books. </w:t>
       </w:r>
     </w:p>
     <w:p>
@@ -234,6 +266,9 @@
       </w:pPr>
       <w:r>
         <w:t>And Klee, at one point, rumoured to be the best detective in the Met, had missed it. But Klee excused himself a little bit when he saw that, essentially, from the chapel anyway, it had a secret entrance. The door was part of a dark wall, panelled in dark wood which had been stained and varnished a dozen times. And it was made to look like the rest of the wall. The only clue that there might be something behind it was a lightened patch on what turned out to be the door. The place where hands had for years worn the stain and the varnish away. Although Klee realised it might have been a clue if he’d taken the time to walk around the outside of the building he would have discovered that he’d been placed in charge of a building that was twice the size he’d originally thought.</w:t>
+      </w:r>
+      <w:r>
+        <w:t xml:space="preserve"> He’d tried to make that a rule when he was responsible for the airship hangar.</w:t>
       </w:r>
     </w:p>
     <w:p>
@@ -274,7 +309,7 @@
         <w:pStyle w:val="BodyText"/>
       </w:pPr>
       <w:r>
-        <w:t>There appeared to be everything!</w:t>
+        <w:t xml:space="preserve">It was definitely an eclectic selection. </w:t>
       </w:r>
     </w:p>
     <w:p>
@@ -283,6 +318,14 @@
       </w:pPr>
       <w:r>
         <w:t>Mass market paperbacks. Hard back novels. Antiquarian. He wondered if there was any system to their order on the shelves.</w:t>
+      </w:r>
+    </w:p>
+    <w:p>
+      <w:pPr>
+        <w:pStyle w:val="BodyText"/>
+      </w:pPr>
+      <w:r>
+        <w:t>But it also looked like there might be sections were there were just lots and lots of copies of the same books – remaindered books?</w:t>
       </w:r>
     </w:p>
     <w:sectPr>

--- a/Chapter 8 - Books.docx
+++ b/Chapter 8 - Books.docx
@@ -24,7 +24,25 @@
         <w:pStyle w:val="BodyText"/>
       </w:pPr>
       <w:r>
-        <w:t>Mrs Ting was in the balcony. Singing along to a song that he remembered that for some reason had a French chorus “Chanson pour les petits enfants.” Singing at the top of her voice, over the sound of the hoover.</w:t>
+        <w:t>Mrs Ting</w:t>
+      </w:r>
+      <w:r>
+        <w:t>, that’s who it</w:t>
+      </w:r>
+      <w:r>
+        <w:t xml:space="preserve"> was in the balcony.</w:t>
+      </w:r>
+      <w:r>
+        <w:t xml:space="preserve"> She was the cleaner. So mystery over, he supposed.</w:t>
+      </w:r>
+      <w:r>
+        <w:t xml:space="preserve"> </w:t>
+      </w:r>
+      <w:r>
+        <w:t>She was s</w:t>
+      </w:r>
+      <w:r>
+        <w:t>inging along to a song that he remembered that for some reason had a French chorus “Chanson pour les petits enfants.” Singing at the top of her voice, over the sound of the hoover.</w:t>
       </w:r>
     </w:p>
     <w:p>
@@ -46,7 +64,31 @@
         <w:pStyle w:val="BodyText"/>
       </w:pPr>
       <w:r>
-        <w:t xml:space="preserve">He didn’t want to go up into the balcony and startle her. So he tried to clear some space on a pew, lifting up a box full of crockery and placing it gently on the floor. </w:t>
+        <w:t>He didn’t want to go up into the balcony and startle her. So</w:t>
+      </w:r>
+      <w:r>
+        <w:t>,</w:t>
+      </w:r>
+      <w:r>
+        <w:t xml:space="preserve"> clear</w:t>
+      </w:r>
+      <w:r>
+        <w:t>ed another space on a pew – the one he’d cleared before seemed to have filled again. He</w:t>
+      </w:r>
+      <w:r>
+        <w:t xml:space="preserve"> lift</w:t>
+      </w:r>
+      <w:r>
+        <w:t>ed</w:t>
+      </w:r>
+      <w:r>
+        <w:t xml:space="preserve"> up a box full of crockery and placing it gently on the floor.</w:t>
+      </w:r>
+      <w:r>
+        <w:t xml:space="preserve"> The cups and plates inside made a gentle clinking sound.</w:t>
+      </w:r>
+      <w:r>
+        <w:t xml:space="preserve"> </w:t>
       </w:r>
     </w:p>
     <w:p>
@@ -74,7 +116,13 @@
       </w:r>
       <w:r>
         <w:br/>
-        <w:t>“Oh, Mr Klee! I wondered when you’d be back.” She was in a tabard. And her hair was in a scarf. Somehow she looked much younger. Or maybe now she looked her age. Which Klee realised, uncomfortably, was about his age. And she was much friendlier.</w:t>
+        <w:t>“Oh, Mr Klee! I wondered when you’d be back.” She was in a tabard. And her hair was in a scarf. Somehow</w:t>
+      </w:r>
+      <w:r>
+        <w:t>,</w:t>
+      </w:r>
+      <w:r>
+        <w:t xml:space="preserve"> she looked much younger. Or maybe now she looked her age. Which Klee realised, uncomfortably, was about his age. And she was much friendlier.</w:t>
       </w:r>
     </w:p>
     <w:p>
@@ -136,7 +184,13 @@
         <w:t>Laundry. Klee didn’t want to admit that he only had the clothes he stood up in.</w:t>
       </w:r>
       <w:r>
-        <w:t xml:space="preserve"> Not to self. Order t-shirts and pants online.</w:t>
+        <w:t xml:space="preserve"> Not</w:t>
+      </w:r>
+      <w:r>
+        <w:t>e</w:t>
+      </w:r>
+      <w:r>
+        <w:t xml:space="preserve"> to self. Order t-shirts and pants online.</w:t>
       </w:r>
       <w:r>
         <w:t xml:space="preserve"> “I don’t have anything for you just now.”</w:t>
@@ -250,6 +304,7 @@
       <w:pPr>
         <w:pStyle w:val="BodyText"/>
       </w:pPr>
+      <w:commentRangeStart w:id="0"/>
       <w:r>
         <w:t>He’d missed an entire room! And, in the nature of this building. It wasn’t just a normal sized room. It was the Sunday school room at the back of the building. And it was the same size as the chapel but without any of the fixtures and fittings.</w:t>
       </w:r>
@@ -258,6 +313,15 @@
       </w:r>
       <w:r>
         <w:t xml:space="preserve"> No pulpit, no organ. No balcony. Just a rectangular box. A rectangular box, about the size of a tennis court. Filled with books. </w:t>
+      </w:r>
+      <w:commentRangeEnd w:id="0"/>
+      <w:r>
+        <w:rPr>
+          <w:rStyle w:val="CommentReference"/>
+          <w:sz w:val="24"/>
+          <w:szCs w:val="24"/>
+        </w:rPr>
+        <w:commentReference w:id="0"/>
       </w:r>
     </w:p>
     <w:p>
@@ -324,8 +388,18 @@
       <w:pPr>
         <w:pStyle w:val="BodyText"/>
       </w:pPr>
+      <w:commentRangeStart w:id="1"/>
       <w:r>
         <w:t>But it also looked like there might be sections were there were just lots and lots of copies of the same books – remaindered books?</w:t>
+      </w:r>
+      <w:commentRangeEnd w:id="1"/>
+      <w:r>
+        <w:rPr>
+          <w:rStyle w:val="CommentReference"/>
+          <w:sz w:val="24"/>
+          <w:szCs w:val="24"/>
+        </w:rPr>
+        <w:commentReference w:id="1"/>
       </w:r>
     </w:p>
     <w:sectPr>
@@ -335,6 +409,64 @@
     </w:sectPr>
   </w:body>
 </w:document>
+</file>
+
+<file path=word/comments.xml><?xml version="1.0" encoding="utf-8"?>
+<w:comments xmlns:wpc="http://schemas.microsoft.com/office/word/2010/wordprocessingCanvas" xmlns:cx="http://schemas.microsoft.com/office/drawing/2014/chartex" xmlns:cx1="http://schemas.microsoft.com/office/drawing/2015/9/8/chartex" xmlns:cx2="http://schemas.microsoft.com/office/drawing/2015/10/21/chartex" xmlns:cx3="http://schemas.microsoft.com/office/drawing/2016/5/9/chartex" xmlns:cx4="http://schemas.microsoft.com/office/drawing/2016/5/10/chartex" xmlns:cx5="http://schemas.microsoft.com/office/drawing/2016/5/11/chartex" xmlns:cx6="http://schemas.microsoft.com/office/drawing/2016/5/12/chartex" xmlns:cx7="http://schemas.microsoft.com/office/drawing/2016/5/13/chartex" xmlns:cx8="http://schemas.microsoft.com/office/drawing/2016/5/14/chartex" xmlns:mc="http://schemas.openxmlformats.org/markup-compatibility/2006" xmlns:aink="http://schemas.microsoft.com/office/drawing/2016/ink" xmlns:am3d="http://schemas.microsoft.com/office/drawing/2017/model3d" xmlns:o="urn:schemas-microsoft-com:office:office" xmlns:oel="http://schemas.microsoft.com/office/2019/extlst" xmlns:r="http://schemas.openxmlformats.org/officeDocument/2006/relationships" xmlns:m="http://schemas.openxmlformats.org/officeDocument/2006/math" xmlns:v="urn:schemas-microsoft-com:vml" xmlns:wp14="http://schemas.microsoft.com/office/word/2010/wordprocessingDrawing" xmlns:wp="http://schemas.openxmlformats.org/drawingml/2006/wordprocessingDrawing" xmlns:w10="urn:schemas-microsoft-com:office:word" xmlns:w="http://schemas.openxmlformats.org/wordprocessingml/2006/main" xmlns:w14="http://schemas.microsoft.com/office/word/2010/wordml" xmlns:w15="http://schemas.microsoft.com/office/word/2012/wordml" xmlns:w16cex="http://schemas.microsoft.com/office/word/2018/wordml/cex" xmlns:w16cid="http://schemas.microsoft.com/office/word/2016/wordml/cid" xmlns:w16="http://schemas.microsoft.com/office/word/2018/wordml" xmlns:w16du="http://schemas.microsoft.com/office/word/2023/wordml/word16du" xmlns:w16sdtdh="http://schemas.microsoft.com/office/word/2020/wordml/sdtdatahash" xmlns:w16sdtfl="http://schemas.microsoft.com/office/word/2024/wordml/sdtformatlock" xmlns:w16se="http://schemas.microsoft.com/office/word/2015/wordml/symex" xmlns:wpg="http://schemas.microsoft.com/office/word/2010/wordprocessingGroup" xmlns:wpi="http://schemas.microsoft.com/office/word/2010/wordprocessingInk" xmlns:wne="http://schemas.microsoft.com/office/word/2006/wordml" xmlns:wps="http://schemas.microsoft.com/office/word/2010/wordprocessingShape" mc:Ignorable="w14 w15 w16se w16cid w16 w16cex w16sdtdh w16sdtfl w16du wp14">
+  <w:comment w:id="0" w:author="Mark Stringer" w:date="2026-07-06T07:13:00Z" w:initials="MS">
+    <w:p>
+      <w:pPr>
+        <w:pStyle w:val="CommentText"/>
+      </w:pPr>
+      <w:r>
+        <w:rPr>
+          <w:rStyle w:val="CommentReference"/>
+        </w:rPr>
+        <w:annotationRef/>
+      </w:r>
+      <w:r>
+        <w:t>This passage is definitely telling rather than showing.</w:t>
+      </w:r>
+    </w:p>
+  </w:comment>
+  <w:comment w:id="1" w:author="Mark Stringer" w:date="2026-07-06T07:16:00Z" w:initials="MS">
+    <w:p>
+      <w:pPr>
+        <w:pStyle w:val="CommentText"/>
+      </w:pPr>
+      <w:r>
+        <w:rPr>
+          <w:rStyle w:val="CommentReference"/>
+        </w:rPr>
+        <w:annotationRef/>
+      </w:r>
+      <w:r>
+        <w:t>Looks like you’re a bit scare of describing the book maze.</w:t>
+      </w:r>
+    </w:p>
+  </w:comment>
+</w:comments>
+</file>
+
+<file path=word/commentsExtended.xml><?xml version="1.0" encoding="utf-8"?>
+<w15:commentsEx xmlns:wpc="http://schemas.microsoft.com/office/word/2010/wordprocessingCanvas" xmlns:cx="http://schemas.microsoft.com/office/drawing/2014/chartex" xmlns:cx1="http://schemas.microsoft.com/office/drawing/2015/9/8/chartex" xmlns:cx2="http://schemas.microsoft.com/office/drawing/2015/10/21/chartex" xmlns:cx3="http://schemas.microsoft.com/office/drawing/2016/5/9/chartex" xmlns:cx4="http://schemas.microsoft.com/office/drawing/2016/5/10/chartex" xmlns:cx5="http://schemas.microsoft.com/office/drawing/2016/5/11/chartex" xmlns:cx6="http://schemas.microsoft.com/office/drawing/2016/5/12/chartex" xmlns:cx7="http://schemas.microsoft.com/office/drawing/2016/5/13/chartex" xmlns:cx8="http://schemas.microsoft.com/office/drawing/2016/5/14/chartex" xmlns:mc="http://schemas.openxmlformats.org/markup-compatibility/2006" xmlns:aink="http://schemas.microsoft.com/office/drawing/2016/ink" xmlns:am3d="http://schemas.microsoft.com/office/drawing/2017/model3d" xmlns:o="urn:schemas-microsoft-com:office:office" xmlns:oel="http://schemas.microsoft.com/office/2019/extlst" xmlns:r="http://schemas.openxmlformats.org/officeDocument/2006/relationships" xmlns:m="http://schemas.openxmlformats.org/officeDocument/2006/math" xmlns:v="urn:schemas-microsoft-com:vml" xmlns:wp14="http://schemas.microsoft.com/office/word/2010/wordprocessingDrawing" xmlns:wp="http://schemas.openxmlformats.org/drawingml/2006/wordprocessingDrawing" xmlns:w10="urn:schemas-microsoft-com:office:word" xmlns:w="http://schemas.openxmlformats.org/wordprocessingml/2006/main" xmlns:w14="http://schemas.microsoft.com/office/word/2010/wordml" xmlns:w15="http://schemas.microsoft.com/office/word/2012/wordml" xmlns:w16cex="http://schemas.microsoft.com/office/word/2018/wordml/cex" xmlns:w16cid="http://schemas.microsoft.com/office/word/2016/wordml/cid" xmlns:w16="http://schemas.microsoft.com/office/word/2018/wordml" xmlns:w16du="http://schemas.microsoft.com/office/word/2023/wordml/word16du" xmlns:w16sdtdh="http://schemas.microsoft.com/office/word/2020/wordml/sdtdatahash" xmlns:w16sdtfl="http://schemas.microsoft.com/office/word/2024/wordml/sdtformatlock" xmlns:w16se="http://schemas.microsoft.com/office/word/2015/wordml/symex" xmlns:wpg="http://schemas.microsoft.com/office/word/2010/wordprocessingGroup" xmlns:wpi="http://schemas.microsoft.com/office/word/2010/wordprocessingInk" xmlns:wne="http://schemas.microsoft.com/office/word/2006/wordml" xmlns:wps="http://schemas.microsoft.com/office/word/2010/wordprocessingShape" mc:Ignorable="w14 w15 w16se w16cid w16 w16cex w16sdtdh w16sdtfl w16du wp14">
+  <w15:commentEx w15:paraId="77B92141" w15:done="0"/>
+  <w15:commentEx w15:paraId="7713A9FF" w15:done="0"/>
+</w15:commentsEx>
+</file>
+
+<file path=word/commentsExtensible.xml><?xml version="1.0" encoding="utf-8"?>
+<w16cex:commentsExtensible xmlns:wpc="http://schemas.microsoft.com/office/word/2010/wordprocessingCanvas" xmlns:cx="http://schemas.microsoft.com/office/drawing/2014/chartex" xmlns:cx1="http://schemas.microsoft.com/office/drawing/2015/9/8/chartex" xmlns:cx2="http://schemas.microsoft.com/office/drawing/2015/10/21/chartex" xmlns:cx3="http://schemas.microsoft.com/office/drawing/2016/5/9/chartex" xmlns:cx4="http://schemas.microsoft.com/office/drawing/2016/5/10/chartex" xmlns:cx5="http://schemas.microsoft.com/office/drawing/2016/5/11/chartex" xmlns:cx6="http://schemas.microsoft.com/office/drawing/2016/5/12/chartex" xmlns:cx7="http://schemas.microsoft.com/office/drawing/2016/5/13/chartex" xmlns:cx8="http://schemas.microsoft.com/office/drawing/2016/5/14/chartex" xmlns:cr="http://schemas.microsoft.com/office/comments/2020/reactions" xmlns:mc="http://schemas.openxmlformats.org/markup-compatibility/2006" xmlns:aink="http://schemas.microsoft.com/office/drawing/2016/ink" xmlns:am3d="http://schemas.microsoft.com/office/drawing/2017/model3d" xmlns:o="urn:schemas-microsoft-com:office:office" xmlns:oel="http://schemas.microsoft.com/office/2019/extlst" xmlns:r="http://schemas.openxmlformats.org/officeDocument/2006/relationships" xmlns:m="http://schemas.openxmlformats.org/officeDocument/2006/math" xmlns:v="urn:schemas-microsoft-com:vml" xmlns:wp14="http://schemas.microsoft.com/office/word/2010/wordprocessingDrawing" xmlns:wp="http://schemas.openxmlformats.org/drawingml/2006/wordprocessingDrawing" xmlns:w10="urn:schemas-microsoft-com:office:word" xmlns:w="http://schemas.openxmlformats.org/wordprocessingml/2006/main" xmlns:w14="http://schemas.microsoft.com/office/word/2010/wordml" xmlns:w15="http://schemas.microsoft.com/office/word/2012/wordml" xmlns:w16cex="http://schemas.microsoft.com/office/word/2018/wordml/cex" xmlns:w16cid="http://schemas.microsoft.com/office/word/2016/wordml/cid" xmlns:w16="http://schemas.microsoft.com/office/word/2018/wordml" xmlns:w16du="http://schemas.microsoft.com/office/word/2023/wordml/word16du" xmlns:w16sdtdh="http://schemas.microsoft.com/office/word/2020/wordml/sdtdatahash" xmlns:w16sdtfl="http://schemas.microsoft.com/office/word/2024/wordml/sdtformatlock" xmlns:w16se="http://schemas.microsoft.com/office/word/2015/wordml/symex" xmlns:wpg="http://schemas.microsoft.com/office/word/2010/wordprocessingGroup" xmlns:wpi="http://schemas.microsoft.com/office/word/2010/wordprocessingInk" xmlns:wne="http://schemas.microsoft.com/office/word/2006/wordml" xmlns:wps="http://schemas.microsoft.com/office/word/2010/wordprocessingShape" mc:Ignorable="w14 w15 w16se w16cid w16 w16cex w16sdtdh w16sdtfl cr w16du wp14">
+  <w16cex:commentExtensible w16cex:durableId="418F06F8" w16cex:dateUtc="2026-07-06T06:13:00Z"/>
+  <w16cex:commentExtensible w16cex:durableId="21C31935" w16cex:dateUtc="2026-07-06T06:16:00Z"/>
+</w16cex:commentsExtensible>
+</file>
+
+<file path=word/commentsIds.xml><?xml version="1.0" encoding="utf-8"?>
+<w16cid:commentsIds xmlns:wpc="http://schemas.microsoft.com/office/word/2010/wordprocessingCanvas" xmlns:cx="http://schemas.microsoft.com/office/drawing/2014/chartex" xmlns:cx1="http://schemas.microsoft.com/office/drawing/2015/9/8/chartex" xmlns:cx2="http://schemas.microsoft.com/office/drawing/2015/10/21/chartex" xmlns:cx3="http://schemas.microsoft.com/office/drawing/2016/5/9/chartex" xmlns:cx4="http://schemas.microsoft.com/office/drawing/2016/5/10/chartex" xmlns:cx5="http://schemas.microsoft.com/office/drawing/2016/5/11/chartex" xmlns:cx6="http://schemas.microsoft.com/office/drawing/2016/5/12/chartex" xmlns:cx7="http://schemas.microsoft.com/office/drawing/2016/5/13/chartex" xmlns:cx8="http://schemas.microsoft.com/office/drawing/2016/5/14/chartex" xmlns:mc="http://schemas.openxmlformats.org/markup-compatibility/2006" xmlns:aink="http://schemas.microsoft.com/office/drawing/2016/ink" xmlns:am3d="http://schemas.microsoft.com/office/drawing/2017/model3d" xmlns:o="urn:schemas-microsoft-com:office:office" xmlns:oel="http://schemas.microsoft.com/office/2019/extlst" xmlns:r="http://schemas.openxmlformats.org/officeDocument/2006/relationships" xmlns:m="http://schemas.openxmlformats.org/officeDocument/2006/math" xmlns:v="urn:schemas-microsoft-com:vml" xmlns:wp14="http://schemas.microsoft.com/office/word/2010/wordprocessingDrawing" xmlns:wp="http://schemas.openxmlformats.org/drawingml/2006/wordprocessingDrawing" xmlns:w10="urn:schemas-microsoft-com:office:word" xmlns:w="http://schemas.openxmlformats.org/wordprocessingml/2006/main" xmlns:w14="http://schemas.microsoft.com/office/word/2010/wordml" xmlns:w15="http://schemas.microsoft.com/office/word/2012/wordml" xmlns:w16cex="http://schemas.microsoft.com/office/word/2018/wordml/cex" xmlns:w16cid="http://schemas.microsoft.com/office/word/2016/wordml/cid" xmlns:w16="http://schemas.microsoft.com/office/word/2018/wordml" xmlns:w16du="http://schemas.microsoft.com/office/word/2023/wordml/word16du" xmlns:w16sdtdh="http://schemas.microsoft.com/office/word/2020/wordml/sdtdatahash" xmlns:w16sdtfl="http://schemas.microsoft.com/office/word/2024/wordml/sdtformatlock" xmlns:w16se="http://schemas.microsoft.com/office/word/2015/wordml/symex" xmlns:wpg="http://schemas.microsoft.com/office/word/2010/wordprocessingGroup" xmlns:wpi="http://schemas.microsoft.com/office/word/2010/wordprocessingInk" xmlns:wne="http://schemas.microsoft.com/office/word/2006/wordml" xmlns:wps="http://schemas.microsoft.com/office/word/2010/wordprocessingShape" mc:Ignorable="w14 w15 w16se w16cid w16 w16cex w16sdtdh w16sdtfl w16du wp14">
+  <w16cid:commentId w16cid:paraId="77B92141" w16cid:durableId="418F06F8"/>
+  <w16cid:commentId w16cid:paraId="7713A9FF" w16cid:durableId="21C31935"/>
+</w16cid:commentsIds>
 </file>
 
 <file path=word/endnotes.xml><?xml version="1.0" encoding="utf-8"?>
@@ -464,6 +596,14 @@
     <w:abstractNumId w:val="0"/>
   </w:num>
 </w:numbering>
+</file>
+
+<file path=word/people.xml><?xml version="1.0" encoding="utf-8"?>
+<w15:people xmlns:wpc="http://schemas.microsoft.com/office/word/2010/wordprocessingCanvas" xmlns:cx="http://schemas.microsoft.com/office/drawing/2014/chartex" xmlns:cx1="http://schemas.microsoft.com/office/drawing/2015/9/8/chartex" xmlns:cx2="http://schemas.microsoft.com/office/drawing/2015/10/21/chartex" xmlns:cx3="http://schemas.microsoft.com/office/drawing/2016/5/9/chartex" xmlns:cx4="http://schemas.microsoft.com/office/drawing/2016/5/10/chartex" xmlns:cx5="http://schemas.microsoft.com/office/drawing/2016/5/11/chartex" xmlns:cx6="http://schemas.microsoft.com/office/drawing/2016/5/12/chartex" xmlns:cx7="http://schemas.microsoft.com/office/drawing/2016/5/13/chartex" xmlns:cx8="http://schemas.microsoft.com/office/drawing/2016/5/14/chartex" xmlns:mc="http://schemas.openxmlformats.org/markup-compatibility/2006" xmlns:aink="http://schemas.microsoft.com/office/drawing/2016/ink" xmlns:am3d="http://schemas.microsoft.com/office/drawing/2017/model3d" xmlns:o="urn:schemas-microsoft-com:office:office" xmlns:oel="http://schemas.microsoft.com/office/2019/extlst" xmlns:r="http://schemas.openxmlformats.org/officeDocument/2006/relationships" xmlns:m="http://schemas.openxmlformats.org/officeDocument/2006/math" xmlns:v="urn:schemas-microsoft-com:vml" xmlns:wp14="http://schemas.microsoft.com/office/word/2010/wordprocessingDrawing" xmlns:wp="http://schemas.openxmlformats.org/drawingml/2006/wordprocessingDrawing" xmlns:w10="urn:schemas-microsoft-com:office:word" xmlns:w="http://schemas.openxmlformats.org/wordprocessingml/2006/main" xmlns:w14="http://schemas.microsoft.com/office/word/2010/wordml" xmlns:w15="http://schemas.microsoft.com/office/word/2012/wordml" xmlns:w16cex="http://schemas.microsoft.com/office/word/2018/wordml/cex" xmlns:w16cid="http://schemas.microsoft.com/office/word/2016/wordml/cid" xmlns:w16="http://schemas.microsoft.com/office/word/2018/wordml" xmlns:w16du="http://schemas.microsoft.com/office/word/2023/wordml/word16du" xmlns:w16sdtdh="http://schemas.microsoft.com/office/word/2020/wordml/sdtdatahash" xmlns:w16sdtfl="http://schemas.microsoft.com/office/word/2024/wordml/sdtformatlock" xmlns:w16se="http://schemas.microsoft.com/office/word/2015/wordml/symex" xmlns:wpg="http://schemas.microsoft.com/office/word/2010/wordprocessingGroup" xmlns:wpi="http://schemas.microsoft.com/office/word/2010/wordprocessingInk" xmlns:wne="http://schemas.microsoft.com/office/word/2006/wordml" xmlns:wps="http://schemas.microsoft.com/office/word/2010/wordprocessingShape" mc:Ignorable="w14 w15 w16se w16cid w16 w16cex w16sdtdh w16sdtfl w16du wp14">
+  <w15:person w15:author="Mark Stringer">
+    <w15:presenceInfo w15:providerId="Windows Live" w15:userId="89d453606b456d13"/>
+  </w15:person>
+</w15:people>
 </file>
 
 <file path=word/styles.xml><?xml version="1.0" encoding="utf-8"?>
@@ -1489,6 +1629,58 @@
     <w:rPr>
       <w:rFonts w:ascii="Consolas" w:hAnsi="Consolas"/>
       <w:sz w:val="22"/>
+    </w:rPr>
+  </w:style>
+  <w:style w:type="character" w:styleId="CommentReference">
+    <w:name w:val="annotation reference"/>
+    <w:basedOn w:val="DefaultParagraphFont"/>
+    <w:rsid w:val="00043D4C"/>
+    <w:rPr>
+      <w:sz w:val="16"/>
+      <w:szCs w:val="16"/>
+    </w:rPr>
+  </w:style>
+  <w:style w:type="paragraph" w:styleId="CommentText">
+    <w:name w:val="annotation text"/>
+    <w:basedOn w:val="Normal"/>
+    <w:link w:val="CommentTextChar"/>
+    <w:rsid w:val="00043D4C"/>
+    <w:rPr>
+      <w:sz w:val="20"/>
+      <w:szCs w:val="20"/>
+    </w:rPr>
+  </w:style>
+  <w:style w:type="character" w:customStyle="1" w:styleId="CommentTextChar">
+    <w:name w:val="Comment Text Char"/>
+    <w:basedOn w:val="DefaultParagraphFont"/>
+    <w:link w:val="CommentText"/>
+    <w:rsid w:val="00043D4C"/>
+    <w:rPr>
+      <w:sz w:val="20"/>
+      <w:szCs w:val="20"/>
+    </w:rPr>
+  </w:style>
+  <w:style w:type="paragraph" w:styleId="CommentSubject">
+    <w:name w:val="annotation subject"/>
+    <w:basedOn w:val="CommentText"/>
+    <w:next w:val="CommentText"/>
+    <w:link w:val="CommentSubjectChar"/>
+    <w:rsid w:val="00043D4C"/>
+    <w:rPr>
+      <w:b/>
+      <w:bCs/>
+    </w:rPr>
+  </w:style>
+  <w:style w:type="character" w:customStyle="1" w:styleId="CommentSubjectChar">
+    <w:name w:val="Comment Subject Char"/>
+    <w:basedOn w:val="CommentTextChar"/>
+    <w:link w:val="CommentSubject"/>
+    <w:rsid w:val="00043D4C"/>
+    <w:rPr>
+      <w:b/>
+      <w:bCs/>
+      <w:sz w:val="20"/>
+      <w:szCs w:val="20"/>
     </w:rPr>
   </w:style>
 </w:styles>
